--- a/fomo_two_papers/deliverables/paper3/Paper3_Questionnaire_EN.docx
+++ b/fomo_two_papers/deliverables/paper3/Paper3_Questionnaire_EN.docx
@@ -1837,18 +1837,7 @@
           <w:szCs w:val="22"/>
           <w:lang w:val="en-US" w:bidi="fa-IR"/>
         </w:rPr>
-        <w:t xml:space="preserve">(1), 157–178. https:</w:t>
-      </w:r>
-      <w:r>
-        <w:rPr>
-          <w:rFonts w:ascii="Times New Roman" w:hAnsi="Times New Roman" w:cs="Times New Roman" w:eastAsia="Times New Roman"/>
-          <w:i/>
-          <w:iCs/>
-          <w:sz w:val="22"/>
-          <w:szCs w:val="22"/>
-          <w:lang w:val="en-US" w:bidi="fa-IR"/>
-        </w:rPr>
-        <w:t xml:space="preserve">doi.org/10.2307/41410412</w:t>
+        <w:t xml:space="preserve">(1), 157–178. https://doi.org/10.2307/41410412</w:t>
       </w:r>
     </w:p>
     <w:p>
@@ -2492,7 +2481,23 @@
           <w:szCs w:val="22"/>
           <w:lang w:val="en-US" w:bidi="fa-IR"/>
         </w:rPr>
-        <w:t xml:space="preserve">(1), 5–44. https:</w:t>
+        <w:t xml:space="preserve">(1), 5–44. https://doi.org/10.1257/jel.52.1.5</w:t>
+      </w:r>
+    </w:p>
+    <w:p>
+      <w:pPr>
+        <w:spacing w:before="0" w:after="60" w:line="240" w:lineRule="auto"/>
+        <w:ind w:left="567" w:hanging="567"/>
+        <w:jc w:val="left"/>
+      </w:pPr>
+      <w:r>
+        <w:rPr>
+          <w:rFonts w:ascii="Times New Roman" w:hAnsi="Times New Roman" w:cs="Times New Roman" w:eastAsia="Times New Roman"/>
+          <w:sz w:val="22"/>
+          <w:szCs w:val="22"/>
+          <w:lang w:val="en-US" w:bidi="fa-IR"/>
+        </w:rPr>
+        <w:t xml:space="preserve">Van Rooij, M., Lusardi, A., &amp; Alessie, R. (2011). Financial literacy and stock market participation. </w:t>
       </w:r>
       <w:r>
         <w:rPr>
@@ -2503,33 +2508,6 @@
           <w:szCs w:val="22"/>
           <w:lang w:val="en-US" w:bidi="fa-IR"/>
         </w:rPr>
-        <w:t xml:space="preserve">doi.org/10.1257/jel.52.1.5</w:t>
-      </w:r>
-    </w:p>
-    <w:p>
-      <w:pPr>
-        <w:spacing w:before="0" w:after="60" w:line="240" w:lineRule="auto"/>
-        <w:ind w:left="567" w:hanging="567"/>
-        <w:jc w:val="left"/>
-      </w:pPr>
-      <w:r>
-        <w:rPr>
-          <w:rFonts w:ascii="Times New Roman" w:hAnsi="Times New Roman" w:cs="Times New Roman" w:eastAsia="Times New Roman"/>
-          <w:sz w:val="22"/>
-          <w:szCs w:val="22"/>
-          <w:lang w:val="en-US" w:bidi="fa-IR"/>
-        </w:rPr>
-        <w:t xml:space="preserve">Van Rooij, M., Lusardi, A., &amp; Alessie, R. (2011). Financial literacy and stock market participation. </w:t>
-      </w:r>
-      <w:r>
-        <w:rPr>
-          <w:rFonts w:ascii="Times New Roman" w:hAnsi="Times New Roman" w:cs="Times New Roman" w:eastAsia="Times New Roman"/>
-          <w:i/>
-          <w:iCs/>
-          <w:sz w:val="22"/>
-          <w:szCs w:val="22"/>
-          <w:lang w:val="en-US" w:bidi="fa-IR"/>
-        </w:rPr>
         <w:t xml:space="preserve">Journal of Financial Economics, 101</w:t>
       </w:r>
       <w:r>
@@ -2539,18 +2517,7 @@
           <w:szCs w:val="22"/>
           <w:lang w:val="en-US" w:bidi="fa-IR"/>
         </w:rPr>
-        <w:t xml:space="preserve">(2), 449–472. https:</w:t>
-      </w:r>
-      <w:r>
-        <w:rPr>
-          <w:rFonts w:ascii="Times New Roman" w:hAnsi="Times New Roman" w:cs="Times New Roman" w:eastAsia="Times New Roman"/>
-          <w:i/>
-          <w:iCs/>
-          <w:sz w:val="22"/>
-          <w:szCs w:val="22"/>
-          <w:lang w:val="en-US" w:bidi="fa-IR"/>
-        </w:rPr>
-        <w:t xml:space="preserve">doi.org/10.1016/j.jfineco.2011.03.006</w:t>
+        <w:t xml:space="preserve">(2), 449–472. https://doi.org/10.1016/j.jfineco.2011.03.006</w:t>
       </w:r>
     </w:p>
     <w:p>
@@ -2912,7 +2879,23 @@
           <w:szCs w:val="22"/>
           <w:lang w:val="en-US" w:bidi="fa-IR"/>
         </w:rPr>
-        <w:t xml:space="preserve">(6), 1121–1134. https:</w:t>
+        <w:t xml:space="preserve">(6), 1121–1134. https://doi.org/10.1037/0022-3514.77.6.1121</w:t>
+      </w:r>
+    </w:p>
+    <w:p>
+      <w:pPr>
+        <w:spacing w:before="0" w:after="60" w:line="240" w:lineRule="auto"/>
+        <w:ind w:left="567" w:hanging="567"/>
+        <w:jc w:val="left"/>
+      </w:pPr>
+      <w:r>
+        <w:rPr>
+          <w:rFonts w:ascii="Times New Roman" w:hAnsi="Times New Roman" w:cs="Times New Roman" w:eastAsia="Times New Roman"/>
+          <w:sz w:val="22"/>
+          <w:szCs w:val="22"/>
+          <w:lang w:val="en-US" w:bidi="fa-IR"/>
+        </w:rPr>
+        <w:t xml:space="preserve">Moore, D. A., &amp; Healy, P. J. (2008). The trouble with overconfidence. </w:t>
       </w:r>
       <w:r>
         <w:rPr>
@@ -2923,7 +2906,16 @@
           <w:szCs w:val="22"/>
           <w:lang w:val="en-US" w:bidi="fa-IR"/>
         </w:rPr>
-        <w:t xml:space="preserve">doi.org/10.1037/0022-3514.77.6.1121</w:t>
+        <w:t xml:space="preserve">Psychological Review, 115</w:t>
+      </w:r>
+      <w:r>
+        <w:rPr>
+          <w:rFonts w:ascii="Times New Roman" w:hAnsi="Times New Roman" w:cs="Times New Roman" w:eastAsia="Times New Roman"/>
+          <w:sz w:val="22"/>
+          <w:szCs w:val="22"/>
+          <w:lang w:val="en-US" w:bidi="fa-IR"/>
+        </w:rPr>
+        <w:t xml:space="preserve">(2), 502–517. https://doi.org/10.1037/0033-295X.115.2.502</w:t>
       </w:r>
     </w:p>
     <w:p>
@@ -2939,7 +2931,7 @@
           <w:szCs w:val="22"/>
           <w:lang w:val="en-US" w:bidi="fa-IR"/>
         </w:rPr>
-        <w:t xml:space="preserve">Moore, D. A., &amp; Healy, P. J. (2008). The trouble with overconfidence. </w:t>
+        <w:t xml:space="preserve">Ehrlinger, J., Johnson, K., Banner, M., Dunning, D., &amp; Kruger, J. (2008). Why the unskilled are unaware: Further explorations of (absent) self-insight among the incompetent. </w:t>
       </w:r>
       <w:r>
         <w:rPr>
@@ -2950,53 +2942,6 @@
           <w:szCs w:val="22"/>
           <w:lang w:val="en-US" w:bidi="fa-IR"/>
         </w:rPr>
-        <w:t xml:space="preserve">Psychological Review, 115</w:t>
-      </w:r>
-      <w:r>
-        <w:rPr>
-          <w:rFonts w:ascii="Times New Roman" w:hAnsi="Times New Roman" w:cs="Times New Roman" w:eastAsia="Times New Roman"/>
-          <w:sz w:val="22"/>
-          <w:szCs w:val="22"/>
-          <w:lang w:val="en-US" w:bidi="fa-IR"/>
-        </w:rPr>
-        <w:t xml:space="preserve">(2), 502–517. https:</w:t>
-      </w:r>
-      <w:r>
-        <w:rPr>
-          <w:rFonts w:ascii="Times New Roman" w:hAnsi="Times New Roman" w:cs="Times New Roman" w:eastAsia="Times New Roman"/>
-          <w:i/>
-          <w:iCs/>
-          <w:sz w:val="22"/>
-          <w:szCs w:val="22"/>
-          <w:lang w:val="en-US" w:bidi="fa-IR"/>
-        </w:rPr>
-        <w:t xml:space="preserve">doi.org/10.1037/0033-295X.115.2.502</w:t>
-      </w:r>
-    </w:p>
-    <w:p>
-      <w:pPr>
-        <w:spacing w:before="0" w:after="60" w:line="240" w:lineRule="auto"/>
-        <w:ind w:left="567" w:hanging="567"/>
-        <w:jc w:val="left"/>
-      </w:pPr>
-      <w:r>
-        <w:rPr>
-          <w:rFonts w:ascii="Times New Roman" w:hAnsi="Times New Roman" w:cs="Times New Roman" w:eastAsia="Times New Roman"/>
-          <w:sz w:val="22"/>
-          <w:szCs w:val="22"/>
-          <w:lang w:val="en-US" w:bidi="fa-IR"/>
-        </w:rPr>
-        <w:t xml:space="preserve">Ehrlinger, J., Johnson, K., Banner, M., Dunning, D., &amp; Kruger, J. (2008). Why the unskilled are unaware: Further explorations of (absent) self-insight among the incompetent. </w:t>
-      </w:r>
-      <w:r>
-        <w:rPr>
-          <w:rFonts w:ascii="Times New Roman" w:hAnsi="Times New Roman" w:cs="Times New Roman" w:eastAsia="Times New Roman"/>
-          <w:i/>
-          <w:iCs/>
-          <w:sz w:val="22"/>
-          <w:szCs w:val="22"/>
-          <w:lang w:val="en-US" w:bidi="fa-IR"/>
-        </w:rPr>
         <w:t xml:space="preserve">Organizational Behavior and Human Decision Processes, 105</w:t>
       </w:r>
       <w:r>
@@ -3006,18 +2951,7 @@
           <w:szCs w:val="22"/>
           <w:lang w:val="en-US" w:bidi="fa-IR"/>
         </w:rPr>
-        <w:t xml:space="preserve">(1), 98–121. https:</w:t>
-      </w:r>
-      <w:r>
-        <w:rPr>
-          <w:rFonts w:ascii="Times New Roman" w:hAnsi="Times New Roman" w:cs="Times New Roman" w:eastAsia="Times New Roman"/>
-          <w:i/>
-          <w:iCs/>
-          <w:sz w:val="22"/>
-          <w:szCs w:val="22"/>
-          <w:lang w:val="en-US" w:bidi="fa-IR"/>
-        </w:rPr>
-        <w:t xml:space="preserve">doi.org/10.1016/j.obhdp.2007.05.002</w:t>
+        <w:t xml:space="preserve">(1), 98–121. https://doi.org/10.1016/j.obhdp.2007.05.002</w:t>
       </w:r>
     </w:p>
     <w:p>
@@ -3473,7 +3407,23 @@
           <w:szCs w:val="22"/>
           <w:lang w:val="en-US" w:bidi="fa-IR"/>
         </w:rPr>
-        <w:t xml:space="preserve">(2), 502–517. https:</w:t>
+        <w:t xml:space="preserve">(2), 502–517. https://doi.org/10.1037/0033-295X.115.2.502</w:t>
+      </w:r>
+    </w:p>
+    <w:p>
+      <w:pPr>
+        <w:spacing w:before="0" w:after="60" w:line="240" w:lineRule="auto"/>
+        <w:ind w:left="567" w:hanging="567"/>
+        <w:jc w:val="left"/>
+      </w:pPr>
+      <w:r>
+        <w:rPr>
+          <w:rFonts w:ascii="Times New Roman" w:hAnsi="Times New Roman" w:cs="Times New Roman" w:eastAsia="Times New Roman"/>
+          <w:sz w:val="22"/>
+          <w:szCs w:val="22"/>
+          <w:lang w:val="en-US" w:bidi="fa-IR"/>
+        </w:rPr>
+        <w:t xml:space="preserve">Barber, B. M., &amp; Odean, T. (2001). Boys will be boys: Gender, overconfidence, and common stock investment. </w:t>
       </w:r>
       <w:r>
         <w:rPr>
@@ -3484,7 +3434,16 @@
           <w:szCs w:val="22"/>
           <w:lang w:val="en-US" w:bidi="fa-IR"/>
         </w:rPr>
-        <w:t xml:space="preserve">doi.org/10.1037/0033-295X.115.2.502</w:t>
+        <w:t xml:space="preserve">The Quarterly Journal of Economics, 116</w:t>
+      </w:r>
+      <w:r>
+        <w:rPr>
+          <w:rFonts w:ascii="Times New Roman" w:hAnsi="Times New Roman" w:cs="Times New Roman" w:eastAsia="Times New Roman"/>
+          <w:sz w:val="22"/>
+          <w:szCs w:val="22"/>
+          <w:lang w:val="en-US" w:bidi="fa-IR"/>
+        </w:rPr>
+        <w:t xml:space="preserve">(1), 261–292. https://doi.org/10.1162/003355301556400</w:t>
       </w:r>
     </w:p>
     <w:p>
@@ -3500,7 +3459,7 @@
           <w:szCs w:val="22"/>
           <w:lang w:val="en-US" w:bidi="fa-IR"/>
         </w:rPr>
-        <w:t xml:space="preserve">Barber, B. M., &amp; Odean, T. (2001). Boys will be boys: Gender, overconfidence, and common stock investment. </w:t>
+        <w:t xml:space="preserve">Grinblatt, M., &amp; Keloharju, M. (2009). Sensation seeking, overconfidence, and trading activity. </w:t>
       </w:r>
       <w:r>
         <w:rPr>
@@ -3511,16 +3470,32 @@
           <w:szCs w:val="22"/>
           <w:lang w:val="en-US" w:bidi="fa-IR"/>
         </w:rPr>
-        <w:t xml:space="preserve">The Quarterly Journal of Economics, 116</w:t>
-      </w:r>
-      <w:r>
-        <w:rPr>
-          <w:rFonts w:ascii="Times New Roman" w:hAnsi="Times New Roman" w:cs="Times New Roman" w:eastAsia="Times New Roman"/>
-          <w:sz w:val="22"/>
-          <w:szCs w:val="22"/>
-          <w:lang w:val="en-US" w:bidi="fa-IR"/>
-        </w:rPr>
-        <w:t xml:space="preserve">(1), 261–292. https:</w:t>
+        <w:t xml:space="preserve">The Journal of Finance, 64</w:t>
+      </w:r>
+      <w:r>
+        <w:rPr>
+          <w:rFonts w:ascii="Times New Roman" w:hAnsi="Times New Roman" w:cs="Times New Roman" w:eastAsia="Times New Roman"/>
+          <w:sz w:val="22"/>
+          <w:szCs w:val="22"/>
+          <w:lang w:val="en-US" w:bidi="fa-IR"/>
+        </w:rPr>
+        <w:t xml:space="preserve">(2), 549–578. https://doi.org/10.1111/j.1540-6261.2009.01443.x</w:t>
+      </w:r>
+    </w:p>
+    <w:p>
+      <w:pPr>
+        <w:spacing w:before="0" w:after="60" w:line="240" w:lineRule="auto"/>
+        <w:ind w:left="567" w:hanging="567"/>
+        <w:jc w:val="left"/>
+      </w:pPr>
+      <w:r>
+        <w:rPr>
+          <w:rFonts w:ascii="Times New Roman" w:hAnsi="Times New Roman" w:cs="Times New Roman" w:eastAsia="Times New Roman"/>
+          <w:sz w:val="22"/>
+          <w:szCs w:val="22"/>
+          <w:lang w:val="en-US" w:bidi="fa-IR"/>
+        </w:rPr>
+        <w:t xml:space="preserve">Glaser, M., &amp; Weber, M. (2007). Overconfidence and trading volume. </w:t>
       </w:r>
       <w:r>
         <w:rPr>
@@ -3531,80 +3506,6 @@
           <w:szCs w:val="22"/>
           <w:lang w:val="en-US" w:bidi="fa-IR"/>
         </w:rPr>
-        <w:t xml:space="preserve">doi.org/10.1162/003355301556400</w:t>
-      </w:r>
-    </w:p>
-    <w:p>
-      <w:pPr>
-        <w:spacing w:before="0" w:after="60" w:line="240" w:lineRule="auto"/>
-        <w:ind w:left="567" w:hanging="567"/>
-        <w:jc w:val="left"/>
-      </w:pPr>
-      <w:r>
-        <w:rPr>
-          <w:rFonts w:ascii="Times New Roman" w:hAnsi="Times New Roman" w:cs="Times New Roman" w:eastAsia="Times New Roman"/>
-          <w:sz w:val="22"/>
-          <w:szCs w:val="22"/>
-          <w:lang w:val="en-US" w:bidi="fa-IR"/>
-        </w:rPr>
-        <w:t xml:space="preserve">Grinblatt, M., &amp; Keloharju, M. (2009). Sensation seeking, overconfidence, and trading activity. </w:t>
-      </w:r>
-      <w:r>
-        <w:rPr>
-          <w:rFonts w:ascii="Times New Roman" w:hAnsi="Times New Roman" w:cs="Times New Roman" w:eastAsia="Times New Roman"/>
-          <w:i/>
-          <w:iCs/>
-          <w:sz w:val="22"/>
-          <w:szCs w:val="22"/>
-          <w:lang w:val="en-US" w:bidi="fa-IR"/>
-        </w:rPr>
-        <w:t xml:space="preserve">The Journal of Finance, 64</w:t>
-      </w:r>
-      <w:r>
-        <w:rPr>
-          <w:rFonts w:ascii="Times New Roman" w:hAnsi="Times New Roman" w:cs="Times New Roman" w:eastAsia="Times New Roman"/>
-          <w:sz w:val="22"/>
-          <w:szCs w:val="22"/>
-          <w:lang w:val="en-US" w:bidi="fa-IR"/>
-        </w:rPr>
-        <w:t xml:space="preserve">(2), 549–578. https:</w:t>
-      </w:r>
-      <w:r>
-        <w:rPr>
-          <w:rFonts w:ascii="Times New Roman" w:hAnsi="Times New Roman" w:cs="Times New Roman" w:eastAsia="Times New Roman"/>
-          <w:i/>
-          <w:iCs/>
-          <w:sz w:val="22"/>
-          <w:szCs w:val="22"/>
-          <w:lang w:val="en-US" w:bidi="fa-IR"/>
-        </w:rPr>
-        <w:t xml:space="preserve">doi.org/10.1111/j.1540-6261.2009.01443.x</w:t>
-      </w:r>
-    </w:p>
-    <w:p>
-      <w:pPr>
-        <w:spacing w:before="0" w:after="60" w:line="240" w:lineRule="auto"/>
-        <w:ind w:left="567" w:hanging="567"/>
-        <w:jc w:val="left"/>
-      </w:pPr>
-      <w:r>
-        <w:rPr>
-          <w:rFonts w:ascii="Times New Roman" w:hAnsi="Times New Roman" w:cs="Times New Roman" w:eastAsia="Times New Roman"/>
-          <w:sz w:val="22"/>
-          <w:szCs w:val="22"/>
-          <w:lang w:val="en-US" w:bidi="fa-IR"/>
-        </w:rPr>
-        <w:t xml:space="preserve">Glaser, M., &amp; Weber, M. (2007). Overconfidence and trading volume. </w:t>
-      </w:r>
-      <w:r>
-        <w:rPr>
-          <w:rFonts w:ascii="Times New Roman" w:hAnsi="Times New Roman" w:cs="Times New Roman" w:eastAsia="Times New Roman"/>
-          <w:i/>
-          <w:iCs/>
-          <w:sz w:val="22"/>
-          <w:szCs w:val="22"/>
-          <w:lang w:val="en-US" w:bidi="fa-IR"/>
-        </w:rPr>
         <w:t xml:space="preserve">The Geneva Risk and Insurance Review, 32</w:t>
       </w:r>
       <w:r>
@@ -3614,18 +3515,7 @@
           <w:szCs w:val="22"/>
           <w:lang w:val="en-US" w:bidi="fa-IR"/>
         </w:rPr>
-        <w:t xml:space="preserve">(1), 1–36. https:</w:t>
-      </w:r>
-      <w:r>
-        <w:rPr>
-          <w:rFonts w:ascii="Times New Roman" w:hAnsi="Times New Roman" w:cs="Times New Roman" w:eastAsia="Times New Roman"/>
-          <w:i/>
-          <w:iCs/>
-          <w:sz w:val="22"/>
-          <w:szCs w:val="22"/>
-          <w:lang w:val="en-US" w:bidi="fa-IR"/>
-        </w:rPr>
-        <w:t xml:space="preserve">doi.org/10.1007/s10713-007-0003-3</w:t>
+        <w:t xml:space="preserve">(1), 1–36. https://doi.org/10.1007/s10713-007-0003-3</w:t>
       </w:r>
     </w:p>
     <w:p>
@@ -4081,7 +3971,23 @@
           <w:szCs w:val="22"/>
           <w:lang w:val="en-US" w:bidi="fa-IR"/>
         </w:rPr>
-        <w:t xml:space="preserve">(3), 381–410. https:</w:t>
+        <w:t xml:space="preserve">(3), 381–410. https://doi.org/10.1177/0018720810376055</w:t>
+      </w:r>
+    </w:p>
+    <w:p>
+      <w:pPr>
+        <w:spacing w:before="0" w:after="60" w:line="240" w:lineRule="auto"/>
+        <w:ind w:left="567" w:hanging="567"/>
+        <w:jc w:val="left"/>
+      </w:pPr>
+      <w:r>
+        <w:rPr>
+          <w:rFonts w:ascii="Times New Roman" w:hAnsi="Times New Roman" w:cs="Times New Roman" w:eastAsia="Times New Roman"/>
+          <w:sz w:val="22"/>
+          <w:szCs w:val="22"/>
+          <w:lang w:val="en-US" w:bidi="fa-IR"/>
+        </w:rPr>
+        <w:t xml:space="preserve">Goddard, K., Roudsari, A., &amp; Wyatt, J. C. (2012). Automation bias: A systematic review of frequency, effect mediators, and mitigators. </w:t>
       </w:r>
       <w:r>
         <w:rPr>
@@ -4092,7 +3998,16 @@
           <w:szCs w:val="22"/>
           <w:lang w:val="en-US" w:bidi="fa-IR"/>
         </w:rPr>
-        <w:t xml:space="preserve">doi.org/10.1177/0018720810376055</w:t>
+        <w:t xml:space="preserve">Journal of the American Medical Informatics Association, 19</w:t>
+      </w:r>
+      <w:r>
+        <w:rPr>
+          <w:rFonts w:ascii="Times New Roman" w:hAnsi="Times New Roman" w:cs="Times New Roman" w:eastAsia="Times New Roman"/>
+          <w:sz w:val="22"/>
+          <w:szCs w:val="22"/>
+          <w:lang w:val="en-US" w:bidi="fa-IR"/>
+        </w:rPr>
+        <w:t xml:space="preserve">(1), 121–127. https://doi.org/10.1136/amiajnl-2011-000089</w:t>
       </w:r>
     </w:p>
     <w:p>
@@ -4108,7 +4023,7 @@
           <w:szCs w:val="22"/>
           <w:lang w:val="en-US" w:bidi="fa-IR"/>
         </w:rPr>
-        <w:t xml:space="preserve">Goddard, K., Roudsari, A., &amp; Wyatt, J. C. (2012). Automation bias: A systematic review of frequency, effect mediators, and mitigators. </w:t>
+        <w:t xml:space="preserve">Skitka, L. J., Mosier, K. L., &amp; Burdick, M. (1999). Does automation bias decision-making? </w:t>
       </w:r>
       <w:r>
         <w:rPr>
@@ -4119,16 +4034,32 @@
           <w:szCs w:val="22"/>
           <w:lang w:val="en-US" w:bidi="fa-IR"/>
         </w:rPr>
-        <w:t xml:space="preserve">Journal of the American Medical Informatics Association, 19</w:t>
-      </w:r>
-      <w:r>
-        <w:rPr>
-          <w:rFonts w:ascii="Times New Roman" w:hAnsi="Times New Roman" w:cs="Times New Roman" w:eastAsia="Times New Roman"/>
-          <w:sz w:val="22"/>
-          <w:szCs w:val="22"/>
-          <w:lang w:val="en-US" w:bidi="fa-IR"/>
-        </w:rPr>
-        <w:t xml:space="preserve">(1), 121–127. https:</w:t>
+        <w:t xml:space="preserve">International Journal of Human-Computer Studies, 51</w:t>
+      </w:r>
+      <w:r>
+        <w:rPr>
+          <w:rFonts w:ascii="Times New Roman" w:hAnsi="Times New Roman" w:cs="Times New Roman" w:eastAsia="Times New Roman"/>
+          <w:sz w:val="22"/>
+          <w:szCs w:val="22"/>
+          <w:lang w:val="en-US" w:bidi="fa-IR"/>
+        </w:rPr>
+        <w:t xml:space="preserve">(5), 991–1006. https://doi.org/10.1006/ijhc.1999.0252</w:t>
+      </w:r>
+    </w:p>
+    <w:p>
+      <w:pPr>
+        <w:spacing w:before="0" w:after="60" w:line="240" w:lineRule="auto"/>
+        <w:ind w:left="567" w:hanging="567"/>
+        <w:jc w:val="left"/>
+      </w:pPr>
+      <w:r>
+        <w:rPr>
+          <w:rFonts w:ascii="Times New Roman" w:hAnsi="Times New Roman" w:cs="Times New Roman" w:eastAsia="Times New Roman"/>
+          <w:sz w:val="22"/>
+          <w:szCs w:val="22"/>
+          <w:lang w:val="en-US" w:bidi="fa-IR"/>
+        </w:rPr>
+        <w:t xml:space="preserve">Lee, J. D., &amp; See, K. A. (2004). Trust in automation: Designing for appropriate reliance. </w:t>
       </w:r>
       <w:r>
         <w:rPr>
@@ -4139,7 +4070,16 @@
           <w:szCs w:val="22"/>
           <w:lang w:val="en-US" w:bidi="fa-IR"/>
         </w:rPr>
-        <w:t xml:space="preserve">doi.org/10.1136/amiajnl-2011-000089</w:t>
+        <w:t xml:space="preserve">Human Factors, 46</w:t>
+      </w:r>
+      <w:r>
+        <w:rPr>
+          <w:rFonts w:ascii="Times New Roman" w:hAnsi="Times New Roman" w:cs="Times New Roman" w:eastAsia="Times New Roman"/>
+          <w:sz w:val="22"/>
+          <w:szCs w:val="22"/>
+          <w:lang w:val="en-US" w:bidi="fa-IR"/>
+        </w:rPr>
+        <w:t xml:space="preserve">(1), 50–80. https://doi.org/10.1518/hfes.46.1.50_30392</w:t>
       </w:r>
     </w:p>
     <w:p>
@@ -4155,7 +4095,7 @@
           <w:szCs w:val="22"/>
           <w:lang w:val="en-US" w:bidi="fa-IR"/>
         </w:rPr>
-        <w:t xml:space="preserve">Skitka, L. J., Mosier, K. L., &amp; Burdick, M. (1999). Does automation bias decision-making? </w:t>
+        <w:t xml:space="preserve">Jian, J.-Y., Bisantz, A. M., &amp; Drury, C. G. (2000). Foundations for an empirically determined scale of trust in automated systems. </w:t>
       </w:r>
       <w:r>
         <w:rPr>
@@ -4166,16 +4106,32 @@
           <w:szCs w:val="22"/>
           <w:lang w:val="en-US" w:bidi="fa-IR"/>
         </w:rPr>
-        <w:t xml:space="preserve">International Journal of Human-Computer Studies, 51</w:t>
-      </w:r>
-      <w:r>
-        <w:rPr>
-          <w:rFonts w:ascii="Times New Roman" w:hAnsi="Times New Roman" w:cs="Times New Roman" w:eastAsia="Times New Roman"/>
-          <w:sz w:val="22"/>
-          <w:szCs w:val="22"/>
-          <w:lang w:val="en-US" w:bidi="fa-IR"/>
-        </w:rPr>
-        <w:t xml:space="preserve">(5), 991–1006. https:</w:t>
+        <w:t xml:space="preserve">International Journal of Cognitive Ergonomics, 4</w:t>
+      </w:r>
+      <w:r>
+        <w:rPr>
+          <w:rFonts w:ascii="Times New Roman" w:hAnsi="Times New Roman" w:cs="Times New Roman" w:eastAsia="Times New Roman"/>
+          <w:sz w:val="22"/>
+          <w:szCs w:val="22"/>
+          <w:lang w:val="en-US" w:bidi="fa-IR"/>
+        </w:rPr>
+        <w:t xml:space="preserve">(1), 53–71. https://doi.org/10.1207/S15327566IJCE0401_04</w:t>
+      </w:r>
+    </w:p>
+    <w:p>
+      <w:pPr>
+        <w:spacing w:before="0" w:after="60" w:line="240" w:lineRule="auto"/>
+        <w:ind w:left="567" w:hanging="567"/>
+        <w:jc w:val="left"/>
+      </w:pPr>
+      <w:r>
+        <w:rPr>
+          <w:rFonts w:ascii="Times New Roman" w:hAnsi="Times New Roman" w:cs="Times New Roman" w:eastAsia="Times New Roman"/>
+          <w:sz w:val="22"/>
+          <w:szCs w:val="22"/>
+          <w:lang w:val="en-US" w:bidi="fa-IR"/>
+        </w:rPr>
+        <w:t xml:space="preserve">Dietvorst, B. J., Simmons, J. P., &amp; Massey, C. (2015). Algorithm aversion: People erroneously avoid algorithms after seeing them err. </w:t>
       </w:r>
       <w:r>
         <w:rPr>
@@ -4186,7 +4142,16 @@
           <w:szCs w:val="22"/>
           <w:lang w:val="en-US" w:bidi="fa-IR"/>
         </w:rPr>
-        <w:t xml:space="preserve">doi.org/10.1006/ijhc.1999.0252</w:t>
+        <w:t xml:space="preserve">Journal of Experimental Psychology: General, 144</w:t>
+      </w:r>
+      <w:r>
+        <w:rPr>
+          <w:rFonts w:ascii="Times New Roman" w:hAnsi="Times New Roman" w:cs="Times New Roman" w:eastAsia="Times New Roman"/>
+          <w:sz w:val="22"/>
+          <w:szCs w:val="22"/>
+          <w:lang w:val="en-US" w:bidi="fa-IR"/>
+        </w:rPr>
+        <w:t xml:space="preserve">(1), 114–126. https://doi.org/10.1037/xge0000033</w:t>
       </w:r>
     </w:p>
     <w:p>
@@ -4202,7 +4167,7 @@
           <w:szCs w:val="22"/>
           <w:lang w:val="en-US" w:bidi="fa-IR"/>
         </w:rPr>
-        <w:t xml:space="preserve">Lee, J. D., &amp; See, K. A. (2004). Trust in automation: Designing for appropriate reliance. </w:t>
+        <w:t xml:space="preserve">Logg, J. M., Minson, J. A., &amp; Moore, D. A. (2019). Algorithm appreciation: People prefer algorithmic to human judgment. </w:t>
       </w:r>
       <w:r>
         <w:rPr>
@@ -4213,147 +4178,6 @@
           <w:szCs w:val="22"/>
           <w:lang w:val="en-US" w:bidi="fa-IR"/>
         </w:rPr>
-        <w:t xml:space="preserve">Human Factors, 46</w:t>
-      </w:r>
-      <w:r>
-        <w:rPr>
-          <w:rFonts w:ascii="Times New Roman" w:hAnsi="Times New Roman" w:cs="Times New Roman" w:eastAsia="Times New Roman"/>
-          <w:sz w:val="22"/>
-          <w:szCs w:val="22"/>
-          <w:lang w:val="en-US" w:bidi="fa-IR"/>
-        </w:rPr>
-        <w:t xml:space="preserve">(1), 50–80. https:</w:t>
-      </w:r>
-      <w:r>
-        <w:rPr>
-          <w:rFonts w:ascii="Times New Roman" w:hAnsi="Times New Roman" w:cs="Times New Roman" w:eastAsia="Times New Roman"/>
-          <w:i/>
-          <w:iCs/>
-          <w:sz w:val="22"/>
-          <w:szCs w:val="22"/>
-          <w:lang w:val="en-US" w:bidi="fa-IR"/>
-        </w:rPr>
-        <w:t xml:space="preserve">doi.org/10.1518/hfes.46.1.50_30392</w:t>
-      </w:r>
-    </w:p>
-    <w:p>
-      <w:pPr>
-        <w:spacing w:before="0" w:after="60" w:line="240" w:lineRule="auto"/>
-        <w:ind w:left="567" w:hanging="567"/>
-        <w:jc w:val="left"/>
-      </w:pPr>
-      <w:r>
-        <w:rPr>
-          <w:rFonts w:ascii="Times New Roman" w:hAnsi="Times New Roman" w:cs="Times New Roman" w:eastAsia="Times New Roman"/>
-          <w:sz w:val="22"/>
-          <w:szCs w:val="22"/>
-          <w:lang w:val="en-US" w:bidi="fa-IR"/>
-        </w:rPr>
-        <w:t xml:space="preserve">Jian, J.-Y., Bisantz, A. M., &amp; Drury, C. G. (2000). Foundations for an empirically determined scale of trust in automated systems. </w:t>
-      </w:r>
-      <w:r>
-        <w:rPr>
-          <w:rFonts w:ascii="Times New Roman" w:hAnsi="Times New Roman" w:cs="Times New Roman" w:eastAsia="Times New Roman"/>
-          <w:i/>
-          <w:iCs/>
-          <w:sz w:val="22"/>
-          <w:szCs w:val="22"/>
-          <w:lang w:val="en-US" w:bidi="fa-IR"/>
-        </w:rPr>
-        <w:t xml:space="preserve">International Journal of Cognitive Ergonomics, 4</w:t>
-      </w:r>
-      <w:r>
-        <w:rPr>
-          <w:rFonts w:ascii="Times New Roman" w:hAnsi="Times New Roman" w:cs="Times New Roman" w:eastAsia="Times New Roman"/>
-          <w:sz w:val="22"/>
-          <w:szCs w:val="22"/>
-          <w:lang w:val="en-US" w:bidi="fa-IR"/>
-        </w:rPr>
-        <w:t xml:space="preserve">(1), 53–71. https:</w:t>
-      </w:r>
-      <w:r>
-        <w:rPr>
-          <w:rFonts w:ascii="Times New Roman" w:hAnsi="Times New Roman" w:cs="Times New Roman" w:eastAsia="Times New Roman"/>
-          <w:i/>
-          <w:iCs/>
-          <w:sz w:val="22"/>
-          <w:szCs w:val="22"/>
-          <w:lang w:val="en-US" w:bidi="fa-IR"/>
-        </w:rPr>
-        <w:t xml:space="preserve">doi.org/10.1207/S15327566IJCE0401_04</w:t>
-      </w:r>
-    </w:p>
-    <w:p>
-      <w:pPr>
-        <w:spacing w:before="0" w:after="60" w:line="240" w:lineRule="auto"/>
-        <w:ind w:left="567" w:hanging="567"/>
-        <w:jc w:val="left"/>
-      </w:pPr>
-      <w:r>
-        <w:rPr>
-          <w:rFonts w:ascii="Times New Roman" w:hAnsi="Times New Roman" w:cs="Times New Roman" w:eastAsia="Times New Roman"/>
-          <w:sz w:val="22"/>
-          <w:szCs w:val="22"/>
-          <w:lang w:val="en-US" w:bidi="fa-IR"/>
-        </w:rPr>
-        <w:t xml:space="preserve">Dietvorst, B. J., Simmons, J. P., &amp; Massey, C. (2015). Algorithm aversion: People erroneously avoid algorithms after seeing them err. </w:t>
-      </w:r>
-      <w:r>
-        <w:rPr>
-          <w:rFonts w:ascii="Times New Roman" w:hAnsi="Times New Roman" w:cs="Times New Roman" w:eastAsia="Times New Roman"/>
-          <w:i/>
-          <w:iCs/>
-          <w:sz w:val="22"/>
-          <w:szCs w:val="22"/>
-          <w:lang w:val="en-US" w:bidi="fa-IR"/>
-        </w:rPr>
-        <w:t xml:space="preserve">Journal of Experimental Psychology: General, 144</w:t>
-      </w:r>
-      <w:r>
-        <w:rPr>
-          <w:rFonts w:ascii="Times New Roman" w:hAnsi="Times New Roman" w:cs="Times New Roman" w:eastAsia="Times New Roman"/>
-          <w:sz w:val="22"/>
-          <w:szCs w:val="22"/>
-          <w:lang w:val="en-US" w:bidi="fa-IR"/>
-        </w:rPr>
-        <w:t xml:space="preserve">(1), 114–126. https:</w:t>
-      </w:r>
-      <w:r>
-        <w:rPr>
-          <w:rFonts w:ascii="Times New Roman" w:hAnsi="Times New Roman" w:cs="Times New Roman" w:eastAsia="Times New Roman"/>
-          <w:i/>
-          <w:iCs/>
-          <w:sz w:val="22"/>
-          <w:szCs w:val="22"/>
-          <w:lang w:val="en-US" w:bidi="fa-IR"/>
-        </w:rPr>
-        <w:t xml:space="preserve">doi.org/10.1037/xge0000033</w:t>
-      </w:r>
-    </w:p>
-    <w:p>
-      <w:pPr>
-        <w:spacing w:before="0" w:after="60" w:line="240" w:lineRule="auto"/>
-        <w:ind w:left="567" w:hanging="567"/>
-        <w:jc w:val="left"/>
-      </w:pPr>
-      <w:r>
-        <w:rPr>
-          <w:rFonts w:ascii="Times New Roman" w:hAnsi="Times New Roman" w:cs="Times New Roman" w:eastAsia="Times New Roman"/>
-          <w:sz w:val="22"/>
-          <w:szCs w:val="22"/>
-          <w:lang w:val="en-US" w:bidi="fa-IR"/>
-        </w:rPr>
-        <w:t xml:space="preserve">Logg, J. M., Minson, J. A., &amp; Moore, D. A. (2019). Algorithm appreciation: People prefer algorithmic to human judgment. </w:t>
-      </w:r>
-      <w:r>
-        <w:rPr>
-          <w:rFonts w:ascii="Times New Roman" w:hAnsi="Times New Roman" w:cs="Times New Roman" w:eastAsia="Times New Roman"/>
-          <w:i/>
-          <w:iCs/>
-          <w:sz w:val="22"/>
-          <w:szCs w:val="22"/>
-          <w:lang w:val="en-US" w:bidi="fa-IR"/>
-        </w:rPr>
         <w:t xml:space="preserve">Organizational Behavior and Human Decision Processes, 151</w:t>
       </w:r>
       <w:r>
@@ -4363,18 +4187,7 @@
           <w:szCs w:val="22"/>
           <w:lang w:val="en-US" w:bidi="fa-IR"/>
         </w:rPr>
-        <w:t xml:space="preserve">, 90–103. https:</w:t>
-      </w:r>
-      <w:r>
-        <w:rPr>
-          <w:rFonts w:ascii="Times New Roman" w:hAnsi="Times New Roman" w:cs="Times New Roman" w:eastAsia="Times New Roman"/>
-          <w:i/>
-          <w:iCs/>
-          <w:sz w:val="22"/>
-          <w:szCs w:val="22"/>
-          <w:lang w:val="en-US" w:bidi="fa-IR"/>
-        </w:rPr>
-        <w:t xml:space="preserve">doi.org/10.1016/j.obhdp.2018.12.005</w:t>
+        <w:t xml:space="preserve">, 90–103. https://doi.org/10.1016/j.obhdp.2018.12.005</w:t>
       </w:r>
     </w:p>
     <w:p>
@@ -4830,7 +4643,23 @@
           <w:szCs w:val="22"/>
           <w:lang w:val="en-US" w:bidi="fa-IR"/>
         </w:rPr>
-        <w:t xml:space="preserve">(1), 50–80. https:</w:t>
+        <w:t xml:space="preserve">(1), 50–80. https://doi.org/10.1518/hfes.46.1.50_30392</w:t>
+      </w:r>
+    </w:p>
+    <w:p>
+      <w:pPr>
+        <w:spacing w:before="0" w:after="60" w:line="240" w:lineRule="auto"/>
+        <w:ind w:left="567" w:hanging="567"/>
+        <w:jc w:val="left"/>
+      </w:pPr>
+      <w:r>
+        <w:rPr>
+          <w:rFonts w:ascii="Times New Roman" w:hAnsi="Times New Roman" w:cs="Times New Roman" w:eastAsia="Times New Roman"/>
+          <w:sz w:val="22"/>
+          <w:szCs w:val="22"/>
+          <w:lang w:val="en-US" w:bidi="fa-IR"/>
+        </w:rPr>
+        <w:t xml:space="preserve">Hoff, K. A., &amp; Bashir, M. (2015). Trust in automation: Integrating empirical evidence on factors that influence trust. </w:t>
       </w:r>
       <w:r>
         <w:rPr>
@@ -4841,7 +4670,16 @@
           <w:szCs w:val="22"/>
           <w:lang w:val="en-US" w:bidi="fa-IR"/>
         </w:rPr>
-        <w:t xml:space="preserve">doi.org/10.1518/hfes.46.1.50_30392</w:t>
+        <w:t xml:space="preserve">Human Factors, 57</w:t>
+      </w:r>
+      <w:r>
+        <w:rPr>
+          <w:rFonts w:ascii="Times New Roman" w:hAnsi="Times New Roman" w:cs="Times New Roman" w:eastAsia="Times New Roman"/>
+          <w:sz w:val="22"/>
+          <w:szCs w:val="22"/>
+          <w:lang w:val="en-US" w:bidi="fa-IR"/>
+        </w:rPr>
+        <w:t xml:space="preserve">(3), 407–434. https://doi.org/10.1177/0018720814547570</w:t>
       </w:r>
     </w:p>
     <w:p>
@@ -4857,7 +4695,7 @@
           <w:szCs w:val="22"/>
           <w:lang w:val="en-US" w:bidi="fa-IR"/>
         </w:rPr>
-        <w:t xml:space="preserve">Hoff, K. A., &amp; Bashir, M. (2015). Trust in automation: Integrating empirical evidence on factors that influence trust. </w:t>
+        <w:t xml:space="preserve">Pennycook, G., &amp; Rand, D. G. (2019). Lazy, not biased: Susceptibility to partisan fake news is better explained by lack of reasoning than by motivated reasoning. </w:t>
       </w:r>
       <w:r>
         <w:rPr>
@@ -4868,16 +4706,32 @@
           <w:szCs w:val="22"/>
           <w:lang w:val="en-US" w:bidi="fa-IR"/>
         </w:rPr>
-        <w:t xml:space="preserve">Human Factors, 57</w:t>
-      </w:r>
-      <w:r>
-        <w:rPr>
-          <w:rFonts w:ascii="Times New Roman" w:hAnsi="Times New Roman" w:cs="Times New Roman" w:eastAsia="Times New Roman"/>
-          <w:sz w:val="22"/>
-          <w:szCs w:val="22"/>
-          <w:lang w:val="en-US" w:bidi="fa-IR"/>
-        </w:rPr>
-        <w:t xml:space="preserve">(3), 407–434. https:</w:t>
+        <w:t xml:space="preserve">Cognition, 188</w:t>
+      </w:r>
+      <w:r>
+        <w:rPr>
+          <w:rFonts w:ascii="Times New Roman" w:hAnsi="Times New Roman" w:cs="Times New Roman" w:eastAsia="Times New Roman"/>
+          <w:sz w:val="22"/>
+          <w:szCs w:val="22"/>
+          <w:lang w:val="en-US" w:bidi="fa-IR"/>
+        </w:rPr>
+        <w:t xml:space="preserve">, 39–50. https://doi.org/10.1016/j.cognition.2018.06.011</w:t>
+      </w:r>
+    </w:p>
+    <w:p>
+      <w:pPr>
+        <w:spacing w:before="0" w:after="60" w:line="240" w:lineRule="auto"/>
+        <w:ind w:left="567" w:hanging="567"/>
+        <w:jc w:val="left"/>
+      </w:pPr>
+      <w:r>
+        <w:rPr>
+          <w:rFonts w:ascii="Times New Roman" w:hAnsi="Times New Roman" w:cs="Times New Roman" w:eastAsia="Times New Roman"/>
+          <w:sz w:val="22"/>
+          <w:szCs w:val="22"/>
+          <w:lang w:val="en-US" w:bidi="fa-IR"/>
+        </w:rPr>
+        <w:t xml:space="preserve">Ji, Z., Lee, N., Frieske, R., Yu, T., Su, D., Xu, Y., Ishii, E., Bang, Y. J., Madotto, A., &amp; Fung, P. (2023). Survey of hallucination in natural language generation. </w:t>
       </w:r>
       <w:r>
         <w:rPr>
@@ -4888,80 +4742,6 @@
           <w:szCs w:val="22"/>
           <w:lang w:val="en-US" w:bidi="fa-IR"/>
         </w:rPr>
-        <w:t xml:space="preserve">doi.org/10.1177/0018720814547570</w:t>
-      </w:r>
-    </w:p>
-    <w:p>
-      <w:pPr>
-        <w:spacing w:before="0" w:after="60" w:line="240" w:lineRule="auto"/>
-        <w:ind w:left="567" w:hanging="567"/>
-        <w:jc w:val="left"/>
-      </w:pPr>
-      <w:r>
-        <w:rPr>
-          <w:rFonts w:ascii="Times New Roman" w:hAnsi="Times New Roman" w:cs="Times New Roman" w:eastAsia="Times New Roman"/>
-          <w:sz w:val="22"/>
-          <w:szCs w:val="22"/>
-          <w:lang w:val="en-US" w:bidi="fa-IR"/>
-        </w:rPr>
-        <w:t xml:space="preserve">Pennycook, G., &amp; Rand, D. G. (2019). Lazy, not biased: Susceptibility to partisan fake news is better explained by lack of reasoning than by motivated reasoning. </w:t>
-      </w:r>
-      <w:r>
-        <w:rPr>
-          <w:rFonts w:ascii="Times New Roman" w:hAnsi="Times New Roman" w:cs="Times New Roman" w:eastAsia="Times New Roman"/>
-          <w:i/>
-          <w:iCs/>
-          <w:sz w:val="22"/>
-          <w:szCs w:val="22"/>
-          <w:lang w:val="en-US" w:bidi="fa-IR"/>
-        </w:rPr>
-        <w:t xml:space="preserve">Cognition, 188</w:t>
-      </w:r>
-      <w:r>
-        <w:rPr>
-          <w:rFonts w:ascii="Times New Roman" w:hAnsi="Times New Roman" w:cs="Times New Roman" w:eastAsia="Times New Roman"/>
-          <w:sz w:val="22"/>
-          <w:szCs w:val="22"/>
-          <w:lang w:val="en-US" w:bidi="fa-IR"/>
-        </w:rPr>
-        <w:t xml:space="preserve">, 39–50. https:</w:t>
-      </w:r>
-      <w:r>
-        <w:rPr>
-          <w:rFonts w:ascii="Times New Roman" w:hAnsi="Times New Roman" w:cs="Times New Roman" w:eastAsia="Times New Roman"/>
-          <w:i/>
-          <w:iCs/>
-          <w:sz w:val="22"/>
-          <w:szCs w:val="22"/>
-          <w:lang w:val="en-US" w:bidi="fa-IR"/>
-        </w:rPr>
-        <w:t xml:space="preserve">doi.org/10.1016/j.cognition.2018.06.011</w:t>
-      </w:r>
-    </w:p>
-    <w:p>
-      <w:pPr>
-        <w:spacing w:before="0" w:after="60" w:line="240" w:lineRule="auto"/>
-        <w:ind w:left="567" w:hanging="567"/>
-        <w:jc w:val="left"/>
-      </w:pPr>
-      <w:r>
-        <w:rPr>
-          <w:rFonts w:ascii="Times New Roman" w:hAnsi="Times New Roman" w:cs="Times New Roman" w:eastAsia="Times New Roman"/>
-          <w:sz w:val="22"/>
-          <w:szCs w:val="22"/>
-          <w:lang w:val="en-US" w:bidi="fa-IR"/>
-        </w:rPr>
-        <w:t xml:space="preserve">Ji, Z., Lee, N., Frieske, R., Yu, T., Su, D., Xu, Y., Ishii, E., Bang, Y. J., Madotto, A., &amp; Fung, P. (2023). Survey of hallucination in natural language generation. </w:t>
-      </w:r>
-      <w:r>
-        <w:rPr>
-          <w:rFonts w:ascii="Times New Roman" w:hAnsi="Times New Roman" w:cs="Times New Roman" w:eastAsia="Times New Roman"/>
-          <w:i/>
-          <w:iCs/>
-          <w:sz w:val="22"/>
-          <w:szCs w:val="22"/>
-          <w:lang w:val="en-US" w:bidi="fa-IR"/>
-        </w:rPr>
         <w:t xml:space="preserve">ACM Computing Surveys, 55</w:t>
       </w:r>
       <w:r>
@@ -4971,18 +4751,7 @@
           <w:szCs w:val="22"/>
           <w:lang w:val="en-US" w:bidi="fa-IR"/>
         </w:rPr>
-        <w:t xml:space="preserve">(12), Article 248. https:</w:t>
-      </w:r>
-      <w:r>
-        <w:rPr>
-          <w:rFonts w:ascii="Times New Roman" w:hAnsi="Times New Roman" w:cs="Times New Roman" w:eastAsia="Times New Roman"/>
-          <w:i/>
-          <w:iCs/>
-          <w:sz w:val="22"/>
-          <w:szCs w:val="22"/>
-          <w:lang w:val="en-US" w:bidi="fa-IR"/>
-        </w:rPr>
-        <w:t xml:space="preserve">doi.org/10.1145/3571730</w:t>
+        <w:t xml:space="preserve">(12), Article 248. https://doi.org/10.1145/3571730</w:t>
       </w:r>
     </w:p>
     <w:p>
@@ -5532,7 +5301,23 @@
           <w:szCs w:val="22"/>
           <w:lang w:val="en-US" w:bidi="fa-IR"/>
         </w:rPr>
-        <w:t xml:space="preserve">(9), 1324–1337. https:</w:t>
+        <w:t xml:space="preserve">(9), 1324–1337. https://doi.org/10.1080/0144929X.2022.2072768</w:t>
+      </w:r>
+    </w:p>
+    <w:p>
+      <w:pPr>
+        <w:spacing w:before="0" w:after="60" w:line="240" w:lineRule="auto"/>
+        <w:ind w:left="567" w:hanging="567"/>
+        <w:jc w:val="left"/>
+      </w:pPr>
+      <w:r>
+        <w:rPr>
+          <w:rFonts w:ascii="Times New Roman" w:hAnsi="Times New Roman" w:cs="Times New Roman" w:eastAsia="Times New Roman"/>
+          <w:sz w:val="22"/>
+          <w:szCs w:val="22"/>
+          <w:lang w:val="en-US" w:bidi="fa-IR"/>
+        </w:rPr>
+        <w:t xml:space="preserve">Ng, D. T. K., Leung, J. K. L., Chu, S. K. W., &amp; Qiao, M. S. (2021). Conceptualizing AI literacy: An exploratory review. </w:t>
       </w:r>
       <w:r>
         <w:rPr>
@@ -5543,7 +5328,16 @@
           <w:szCs w:val="22"/>
           <w:lang w:val="en-US" w:bidi="fa-IR"/>
         </w:rPr>
-        <w:t xml:space="preserve">doi.org/10.1080/0144929X.2022.2072768</w:t>
+        <w:t xml:space="preserve">Computers and Education: Artificial Intelligence, 2</w:t>
+      </w:r>
+      <w:r>
+        <w:rPr>
+          <w:rFonts w:ascii="Times New Roman" w:hAnsi="Times New Roman" w:cs="Times New Roman" w:eastAsia="Times New Roman"/>
+          <w:sz w:val="22"/>
+          <w:szCs w:val="22"/>
+          <w:lang w:val="en-US" w:bidi="fa-IR"/>
+        </w:rPr>
+        <w:t xml:space="preserve">, 100041. https://doi.org/10.1016/j.caeai.2021.100041</w:t>
       </w:r>
     </w:p>
     <w:p>
@@ -5559,7 +5353,7 @@
           <w:szCs w:val="22"/>
           <w:lang w:val="en-US" w:bidi="fa-IR"/>
         </w:rPr>
-        <w:t xml:space="preserve">Ng, D. T. K., Leung, J. K. L., Chu, S. K. W., &amp; Qiao, M. S. (2021). Conceptualizing AI literacy: An exploratory review. </w:t>
+        <w:t xml:space="preserve">Long, D., &amp; Magerko, B. (2020). What is AI literacy? Competencies and design considerations. </w:t>
       </w:r>
       <w:r>
         <w:rPr>
@@ -5570,53 +5364,6 @@
           <w:szCs w:val="22"/>
           <w:lang w:val="en-US" w:bidi="fa-IR"/>
         </w:rPr>
-        <w:t xml:space="preserve">Computers and Education: Artificial Intelligence, 2</w:t>
-      </w:r>
-      <w:r>
-        <w:rPr>
-          <w:rFonts w:ascii="Times New Roman" w:hAnsi="Times New Roman" w:cs="Times New Roman" w:eastAsia="Times New Roman"/>
-          <w:sz w:val="22"/>
-          <w:szCs w:val="22"/>
-          <w:lang w:val="en-US" w:bidi="fa-IR"/>
-        </w:rPr>
-        <w:t xml:space="preserve">, 100041. https:</w:t>
-      </w:r>
-      <w:r>
-        <w:rPr>
-          <w:rFonts w:ascii="Times New Roman" w:hAnsi="Times New Roman" w:cs="Times New Roman" w:eastAsia="Times New Roman"/>
-          <w:i/>
-          <w:iCs/>
-          <w:sz w:val="22"/>
-          <w:szCs w:val="22"/>
-          <w:lang w:val="en-US" w:bidi="fa-IR"/>
-        </w:rPr>
-        <w:t xml:space="preserve">doi.org/10.1016/j.caeai.2021.100041</w:t>
-      </w:r>
-    </w:p>
-    <w:p>
-      <w:pPr>
-        <w:spacing w:before="0" w:after="60" w:line="240" w:lineRule="auto"/>
-        <w:ind w:left="567" w:hanging="567"/>
-        <w:jc w:val="left"/>
-      </w:pPr>
-      <w:r>
-        <w:rPr>
-          <w:rFonts w:ascii="Times New Roman" w:hAnsi="Times New Roman" w:cs="Times New Roman" w:eastAsia="Times New Roman"/>
-          <w:sz w:val="22"/>
-          <w:szCs w:val="22"/>
-          <w:lang w:val="en-US" w:bidi="fa-IR"/>
-        </w:rPr>
-        <w:t xml:space="preserve">Long, D., &amp; Magerko, B. (2020). What is AI literacy? Competencies and design considerations. </w:t>
-      </w:r>
-      <w:r>
-        <w:rPr>
-          <w:rFonts w:ascii="Times New Roman" w:hAnsi="Times New Roman" w:cs="Times New Roman" w:eastAsia="Times New Roman"/>
-          <w:i/>
-          <w:iCs/>
-          <w:sz w:val="22"/>
-          <w:szCs w:val="22"/>
-          <w:lang w:val="en-US" w:bidi="fa-IR"/>
-        </w:rPr>
         <w:t xml:space="preserve">Proceedings of the 2020 CHI Conference on Human Factors in Computing Systems</w:t>
       </w:r>
       <w:r>
@@ -5626,18 +5373,7 @@
           <w:szCs w:val="22"/>
           <w:lang w:val="en-US" w:bidi="fa-IR"/>
         </w:rPr>
-        <w:t xml:space="preserve"> (pp. 1–16). ACM. https:</w:t>
-      </w:r>
-      <w:r>
-        <w:rPr>
-          <w:rFonts w:ascii="Times New Roman" w:hAnsi="Times New Roman" w:cs="Times New Roman" w:eastAsia="Times New Roman"/>
-          <w:i/>
-          <w:iCs/>
-          <w:sz w:val="22"/>
-          <w:szCs w:val="22"/>
-          <w:lang w:val="en-US" w:bidi="fa-IR"/>
-        </w:rPr>
-        <w:t xml:space="preserve">doi.org/10.1145/3313831.3376727</w:t>
+        <w:t xml:space="preserve"> (pp. 1–16). ACM. https://doi.org/10.1145/3313831.3376727</w:t>
       </w:r>
     </w:p>
     <w:p>
@@ -6140,7 +5876,23 @@
           <w:szCs w:val="22"/>
           <w:lang w:val="en-US" w:bidi="fa-IR"/>
         </w:rPr>
-        <w:t xml:space="preserve">(1), 1–27. https:</w:t>
+        <w:t xml:space="preserve">(1), 1–27. https://doi.org/10.1002/bdm.481</w:t>
+      </w:r>
+    </w:p>
+    <w:p>
+      <w:pPr>
+        <w:spacing w:before="0" w:after="60" w:line="240" w:lineRule="auto"/>
+        <w:ind w:left="567" w:hanging="567"/>
+        <w:jc w:val="left"/>
+      </w:pPr>
+      <w:r>
+        <w:rPr>
+          <w:rFonts w:ascii="Times New Roman" w:hAnsi="Times New Roman" w:cs="Times New Roman" w:eastAsia="Times New Roman"/>
+          <w:sz w:val="22"/>
+          <w:szCs w:val="22"/>
+          <w:lang w:val="en-US" w:bidi="fa-IR"/>
+        </w:rPr>
+        <w:t xml:space="preserve">Bruine de Bruin, W., Parker, A. M., &amp; Fischhoff, B. (2007). Individual differences in adult decision-making competence. </w:t>
       </w:r>
       <w:r>
         <w:rPr>
@@ -6151,33 +5903,6 @@
           <w:szCs w:val="22"/>
           <w:lang w:val="en-US" w:bidi="fa-IR"/>
         </w:rPr>
-        <w:t xml:space="preserve">doi.org/10.1002/bdm.481</w:t>
-      </w:r>
-    </w:p>
-    <w:p>
-      <w:pPr>
-        <w:spacing w:before="0" w:after="60" w:line="240" w:lineRule="auto"/>
-        <w:ind w:left="567" w:hanging="567"/>
-        <w:jc w:val="left"/>
-      </w:pPr>
-      <w:r>
-        <w:rPr>
-          <w:rFonts w:ascii="Times New Roman" w:hAnsi="Times New Roman" w:cs="Times New Roman" w:eastAsia="Times New Roman"/>
-          <w:sz w:val="22"/>
-          <w:szCs w:val="22"/>
-          <w:lang w:val="en-US" w:bidi="fa-IR"/>
-        </w:rPr>
-        <w:t xml:space="preserve">Bruine de Bruin, W., Parker, A. M., &amp; Fischhoff, B. (2007). Individual differences in adult decision-making competence. </w:t>
-      </w:r>
-      <w:r>
-        <w:rPr>
-          <w:rFonts w:ascii="Times New Roman" w:hAnsi="Times New Roman" w:cs="Times New Roman" w:eastAsia="Times New Roman"/>
-          <w:i/>
-          <w:iCs/>
-          <w:sz w:val="22"/>
-          <w:szCs w:val="22"/>
-          <w:lang w:val="en-US" w:bidi="fa-IR"/>
-        </w:rPr>
         <w:t xml:space="preserve">Journal of Personality and Social Psychology, 92</w:t>
       </w:r>
       <w:r>
@@ -6187,18 +5912,7 @@
           <w:szCs w:val="22"/>
           <w:lang w:val="en-US" w:bidi="fa-IR"/>
         </w:rPr>
-        <w:t xml:space="preserve">(5), 938–956. https:</w:t>
-      </w:r>
-      <w:r>
-        <w:rPr>
-          <w:rFonts w:ascii="Times New Roman" w:hAnsi="Times New Roman" w:cs="Times New Roman" w:eastAsia="Times New Roman"/>
-          <w:i/>
-          <w:iCs/>
-          <w:sz w:val="22"/>
-          <w:szCs w:val="22"/>
-          <w:lang w:val="en-US" w:bidi="fa-IR"/>
-        </w:rPr>
-        <w:t xml:space="preserve">doi.org/10.1037/0022-3514.92.5.938</w:t>
+        <w:t xml:space="preserve">(5), 938–956. https://doi.org/10.1037/0022-3514.92.5.938</w:t>
       </w:r>
     </w:p>
     <w:p>
@@ -6654,7 +6368,23 @@
           <w:szCs w:val="22"/>
           <w:lang w:val="en-US" w:bidi="fa-IR"/>
         </w:rPr>
-        <w:t xml:space="preserve">(1), 114–126. https:</w:t>
+        <w:t xml:space="preserve">(1), 114–126. https://doi.org/10.1037/xge0000033</w:t>
+      </w:r>
+    </w:p>
+    <w:p>
+      <w:pPr>
+        <w:spacing w:before="0" w:after="60" w:line="240" w:lineRule="auto"/>
+        <w:ind w:left="567" w:hanging="567"/>
+        <w:jc w:val="left"/>
+      </w:pPr>
+      <w:r>
+        <w:rPr>
+          <w:rFonts w:ascii="Times New Roman" w:hAnsi="Times New Roman" w:cs="Times New Roman" w:eastAsia="Times New Roman"/>
+          <w:sz w:val="22"/>
+          <w:szCs w:val="22"/>
+          <w:lang w:val="en-US" w:bidi="fa-IR"/>
+        </w:rPr>
+        <w:t xml:space="preserve">Logg, J. M., Minson, J. A., &amp; Moore, D. A. (2019). Algorithm appreciation: People prefer algorithmic to human judgment. </w:t>
       </w:r>
       <w:r>
         <w:rPr>
@@ -6665,7 +6395,16 @@
           <w:szCs w:val="22"/>
           <w:lang w:val="en-US" w:bidi="fa-IR"/>
         </w:rPr>
-        <w:t xml:space="preserve">doi.org/10.1037/xge0000033</w:t>
+        <w:t xml:space="preserve">Organizational Behavior and Human Decision Processes, 151</w:t>
+      </w:r>
+      <w:r>
+        <w:rPr>
+          <w:rFonts w:ascii="Times New Roman" w:hAnsi="Times New Roman" w:cs="Times New Roman" w:eastAsia="Times New Roman"/>
+          <w:sz w:val="22"/>
+          <w:szCs w:val="22"/>
+          <w:lang w:val="en-US" w:bidi="fa-IR"/>
+        </w:rPr>
+        <w:t xml:space="preserve">, 90–103. https://doi.org/10.1016/j.obhdp.2018.12.005</w:t>
       </w:r>
     </w:p>
     <w:p>
@@ -6681,7 +6420,7 @@
           <w:szCs w:val="22"/>
           <w:lang w:val="en-US" w:bidi="fa-IR"/>
         </w:rPr>
-        <w:t xml:space="preserve">Logg, J. M., Minson, J. A., &amp; Moore, D. A. (2019). Algorithm appreciation: People prefer algorithmic to human judgment. </w:t>
+        <w:t xml:space="preserve">D'Acunto, F., Prabhala, N., &amp; Rossi, A. G. (2019). The promises and pitfalls of robo-advising. </w:t>
       </w:r>
       <w:r>
         <w:rPr>
@@ -6692,53 +6431,6 @@
           <w:szCs w:val="22"/>
           <w:lang w:val="en-US" w:bidi="fa-IR"/>
         </w:rPr>
-        <w:t xml:space="preserve">Organizational Behavior and Human Decision Processes, 151</w:t>
-      </w:r>
-      <w:r>
-        <w:rPr>
-          <w:rFonts w:ascii="Times New Roman" w:hAnsi="Times New Roman" w:cs="Times New Roman" w:eastAsia="Times New Roman"/>
-          <w:sz w:val="22"/>
-          <w:szCs w:val="22"/>
-          <w:lang w:val="en-US" w:bidi="fa-IR"/>
-        </w:rPr>
-        <w:t xml:space="preserve">, 90–103. https:</w:t>
-      </w:r>
-      <w:r>
-        <w:rPr>
-          <w:rFonts w:ascii="Times New Roman" w:hAnsi="Times New Roman" w:cs="Times New Roman" w:eastAsia="Times New Roman"/>
-          <w:i/>
-          <w:iCs/>
-          <w:sz w:val="22"/>
-          <w:szCs w:val="22"/>
-          <w:lang w:val="en-US" w:bidi="fa-IR"/>
-        </w:rPr>
-        <w:t xml:space="preserve">doi.org/10.1016/j.obhdp.2018.12.005</w:t>
-      </w:r>
-    </w:p>
-    <w:p>
-      <w:pPr>
-        <w:spacing w:before="0" w:after="60" w:line="240" w:lineRule="auto"/>
-        <w:ind w:left="567" w:hanging="567"/>
-        <w:jc w:val="left"/>
-      </w:pPr>
-      <w:r>
-        <w:rPr>
-          <w:rFonts w:ascii="Times New Roman" w:hAnsi="Times New Roman" w:cs="Times New Roman" w:eastAsia="Times New Roman"/>
-          <w:sz w:val="22"/>
-          <w:szCs w:val="22"/>
-          <w:lang w:val="en-US" w:bidi="fa-IR"/>
-        </w:rPr>
-        <w:t xml:space="preserve">D'Acunto, F., Prabhala, N., &amp; Rossi, A. G. (2019). The promises and pitfalls of robo-advising. </w:t>
-      </w:r>
-      <w:r>
-        <w:rPr>
-          <w:rFonts w:ascii="Times New Roman" w:hAnsi="Times New Roman" w:cs="Times New Roman" w:eastAsia="Times New Roman"/>
-          <w:i/>
-          <w:iCs/>
-          <w:sz w:val="22"/>
-          <w:szCs w:val="22"/>
-          <w:lang w:val="en-US" w:bidi="fa-IR"/>
-        </w:rPr>
         <w:t xml:space="preserve">The Review of Financial Studies, 32</w:t>
       </w:r>
       <w:r>
@@ -6748,18 +6440,7 @@
           <w:szCs w:val="22"/>
           <w:lang w:val="en-US" w:bidi="fa-IR"/>
         </w:rPr>
-        <w:t xml:space="preserve">(5), 1983–2020. https:</w:t>
-      </w:r>
-      <w:r>
-        <w:rPr>
-          <w:rFonts w:ascii="Times New Roman" w:hAnsi="Times New Roman" w:cs="Times New Roman" w:eastAsia="Times New Roman"/>
-          <w:i/>
-          <w:iCs/>
-          <w:sz w:val="22"/>
-          <w:szCs w:val="22"/>
-          <w:lang w:val="en-US" w:bidi="fa-IR"/>
-        </w:rPr>
-        <w:t xml:space="preserve">doi.org/10.1093/rfs/hhz014</w:t>
+        <w:t xml:space="preserve">(5), 1983–2020. https://doi.org/10.1093/rfs/hhz014</w:t>
       </w:r>
     </w:p>
     <w:p>
@@ -7511,7 +7192,23 @@
           <w:szCs w:val="22"/>
           <w:lang w:val="en-US" w:bidi="fa-IR"/>
         </w:rPr>
-        <w:t xml:space="preserve">(1), 261–292. https:</w:t>
+        <w:t xml:space="preserve">(1), 261–292. https://doi.org/10.1162/003355301556400</w:t>
+      </w:r>
+    </w:p>
+    <w:p>
+      <w:pPr>
+        <w:spacing w:before="0" w:after="60" w:line="240" w:lineRule="auto"/>
+        <w:ind w:left="567" w:hanging="567"/>
+        <w:jc w:val="left"/>
+      </w:pPr>
+      <w:r>
+        <w:rPr>
+          <w:rFonts w:ascii="Times New Roman" w:hAnsi="Times New Roman" w:cs="Times New Roman" w:eastAsia="Times New Roman"/>
+          <w:sz w:val="22"/>
+          <w:szCs w:val="22"/>
+          <w:lang w:val="en-US" w:bidi="fa-IR"/>
+        </w:rPr>
+        <w:t xml:space="preserve">Boateng, G. O., Neilands, T. B., Frongillo, E. A., Melgar-Quiñonez, H. R., &amp; Young, S. L. (2018). Best practices for developing and validating scales for health, social, and behavioral research: A primer. </w:t>
       </w:r>
       <w:r>
         <w:rPr>
@@ -7522,7 +7219,16 @@
           <w:szCs w:val="22"/>
           <w:lang w:val="en-US" w:bidi="fa-IR"/>
         </w:rPr>
-        <w:t xml:space="preserve">doi.org/10.1162/003355301556400</w:t>
+        <w:t xml:space="preserve">Frontiers in Public Health, 6</w:t>
+      </w:r>
+      <w:r>
+        <w:rPr>
+          <w:rFonts w:ascii="Times New Roman" w:hAnsi="Times New Roman" w:cs="Times New Roman" w:eastAsia="Times New Roman"/>
+          <w:sz w:val="22"/>
+          <w:szCs w:val="22"/>
+          <w:lang w:val="en-US" w:bidi="fa-IR"/>
+        </w:rPr>
+        <w:t xml:space="preserve">, Article 149. https://doi.org/10.3389/fpubh.2018.00149</w:t>
       </w:r>
     </w:p>
     <w:p>
@@ -7538,7 +7244,7 @@
           <w:szCs w:val="22"/>
           <w:lang w:val="en-US" w:bidi="fa-IR"/>
         </w:rPr>
-        <w:t xml:space="preserve">Boateng, G. O., Neilands, T. B., Frongillo, E. A., Melgar-Quiñonez, H. R., &amp; Young, S. L. (2018). Best practices for developing and validating scales for health, social, and behavioral research: A primer. </w:t>
+        <w:t xml:space="preserve">Brislin, R. W. (1970). Back-translation for cross-cultural research. </w:t>
       </w:r>
       <w:r>
         <w:rPr>
@@ -7549,16 +7255,32 @@
           <w:szCs w:val="22"/>
           <w:lang w:val="en-US" w:bidi="fa-IR"/>
         </w:rPr>
-        <w:t xml:space="preserve">Frontiers in Public Health, 6</w:t>
-      </w:r>
-      <w:r>
-        <w:rPr>
-          <w:rFonts w:ascii="Times New Roman" w:hAnsi="Times New Roman" w:cs="Times New Roman" w:eastAsia="Times New Roman"/>
-          <w:sz w:val="22"/>
-          <w:szCs w:val="22"/>
-          <w:lang w:val="en-US" w:bidi="fa-IR"/>
-        </w:rPr>
-        <w:t xml:space="preserve">, Article 149. https:</w:t>
+        <w:t xml:space="preserve">Journal of Cross-Cultural Psychology, 1</w:t>
+      </w:r>
+      <w:r>
+        <w:rPr>
+          <w:rFonts w:ascii="Times New Roman" w:hAnsi="Times New Roman" w:cs="Times New Roman" w:eastAsia="Times New Roman"/>
+          <w:sz w:val="22"/>
+          <w:szCs w:val="22"/>
+          <w:lang w:val="en-US" w:bidi="fa-IR"/>
+        </w:rPr>
+        <w:t xml:space="preserve">(3), 185–216. https://doi.org/10.1177/135910457000100301</w:t>
+      </w:r>
+    </w:p>
+    <w:p>
+      <w:pPr>
+        <w:spacing w:before="0" w:after="60" w:line="240" w:lineRule="auto"/>
+        <w:ind w:left="567" w:hanging="567"/>
+        <w:jc w:val="left"/>
+      </w:pPr>
+      <w:r>
+        <w:rPr>
+          <w:rFonts w:ascii="Times New Roman" w:hAnsi="Times New Roman" w:cs="Times New Roman" w:eastAsia="Times New Roman"/>
+          <w:sz w:val="22"/>
+          <w:szCs w:val="22"/>
+          <w:lang w:val="en-US" w:bidi="fa-IR"/>
+        </w:rPr>
+        <w:t xml:space="preserve">Bruine de Bruin, W., Parker, A. M., &amp; Fischhoff, B. (2007). Individual differences in adult decision-making competence. </w:t>
       </w:r>
       <w:r>
         <w:rPr>
@@ -7569,7 +7291,16 @@
           <w:szCs w:val="22"/>
           <w:lang w:val="en-US" w:bidi="fa-IR"/>
         </w:rPr>
-        <w:t xml:space="preserve">doi.org/10.3389/fpubh.2018.00149</w:t>
+        <w:t xml:space="preserve">Journal of Personality and Social Psychology, 92</w:t>
+      </w:r>
+      <w:r>
+        <w:rPr>
+          <w:rFonts w:ascii="Times New Roman" w:hAnsi="Times New Roman" w:cs="Times New Roman" w:eastAsia="Times New Roman"/>
+          <w:sz w:val="22"/>
+          <w:szCs w:val="22"/>
+          <w:lang w:val="en-US" w:bidi="fa-IR"/>
+        </w:rPr>
+        <w:t xml:space="preserve">(5), 938–956. https://doi.org/10.1037/0022-3514.92.5.938</w:t>
       </w:r>
     </w:p>
     <w:p>
@@ -7585,7 +7316,7 @@
           <w:szCs w:val="22"/>
           <w:lang w:val="en-US" w:bidi="fa-IR"/>
         </w:rPr>
-        <w:t xml:space="preserve">Brislin, R. W. (1970). Back-translation for cross-cultural research. </w:t>
+        <w:t xml:space="preserve">D'Acunto, F., Prabhala, N., &amp; Rossi, A. G. (2019). The promises and pitfalls of robo-advising. </w:t>
       </w:r>
       <w:r>
         <w:rPr>
@@ -7596,16 +7327,32 @@
           <w:szCs w:val="22"/>
           <w:lang w:val="en-US" w:bidi="fa-IR"/>
         </w:rPr>
-        <w:t xml:space="preserve">Journal of Cross-Cultural Psychology, 1</w:t>
-      </w:r>
-      <w:r>
-        <w:rPr>
-          <w:rFonts w:ascii="Times New Roman" w:hAnsi="Times New Roman" w:cs="Times New Roman" w:eastAsia="Times New Roman"/>
-          <w:sz w:val="22"/>
-          <w:szCs w:val="22"/>
-          <w:lang w:val="en-US" w:bidi="fa-IR"/>
-        </w:rPr>
-        <w:t xml:space="preserve">(3), 185–216. https:</w:t>
+        <w:t xml:space="preserve">The Review of Financial Studies, 32</w:t>
+      </w:r>
+      <w:r>
+        <w:rPr>
+          <w:rFonts w:ascii="Times New Roman" w:hAnsi="Times New Roman" w:cs="Times New Roman" w:eastAsia="Times New Roman"/>
+          <w:sz w:val="22"/>
+          <w:szCs w:val="22"/>
+          <w:lang w:val="en-US" w:bidi="fa-IR"/>
+        </w:rPr>
+        <w:t xml:space="preserve">(5), 1983–2020. https://doi.org/10.1093/rfs/hhz014</w:t>
+      </w:r>
+    </w:p>
+    <w:p>
+      <w:pPr>
+        <w:spacing w:before="0" w:after="60" w:line="240" w:lineRule="auto"/>
+        <w:ind w:left="567" w:hanging="567"/>
+        <w:jc w:val="left"/>
+      </w:pPr>
+      <w:r>
+        <w:rPr>
+          <w:rFonts w:ascii="Times New Roman" w:hAnsi="Times New Roman" w:cs="Times New Roman" w:eastAsia="Times New Roman"/>
+          <w:sz w:val="22"/>
+          <w:szCs w:val="22"/>
+          <w:lang w:val="en-US" w:bidi="fa-IR"/>
+        </w:rPr>
+        <w:t xml:space="preserve">Dietvorst, B. J., Simmons, J. P., &amp; Massey, C. (2015). Algorithm aversion: People erroneously avoid algorithms after seeing them err. </w:t>
       </w:r>
       <w:r>
         <w:rPr>
@@ -7616,7 +7363,16 @@
           <w:szCs w:val="22"/>
           <w:lang w:val="en-US" w:bidi="fa-IR"/>
         </w:rPr>
-        <w:t xml:space="preserve">doi.org/10.1177/135910457000100301</w:t>
+        <w:t xml:space="preserve">Journal of Experimental Psychology: General, 144</w:t>
+      </w:r>
+      <w:r>
+        <w:rPr>
+          <w:rFonts w:ascii="Times New Roman" w:hAnsi="Times New Roman" w:cs="Times New Roman" w:eastAsia="Times New Roman"/>
+          <w:sz w:val="22"/>
+          <w:szCs w:val="22"/>
+          <w:lang w:val="en-US" w:bidi="fa-IR"/>
+        </w:rPr>
+        <w:t xml:space="preserve">(1), 114–126. https://doi.org/10.1037/xge0000033</w:t>
       </w:r>
     </w:p>
     <w:p>
@@ -7632,7 +7388,7 @@
           <w:szCs w:val="22"/>
           <w:lang w:val="en-US" w:bidi="fa-IR"/>
         </w:rPr>
-        <w:t xml:space="preserve">Bruine de Bruin, W., Parker, A. M., &amp; Fischhoff, B. (2007). Individual differences in adult decision-making competence. </w:t>
+        <w:t xml:space="preserve">Ehrlinger, J., Johnson, K., Banner, M., Dunning, D., &amp; Kruger, J. (2008). Why the unskilled are unaware: Further explorations of (absent) self-insight among the incompetent. </w:t>
       </w:r>
       <w:r>
         <w:rPr>
@@ -7643,16 +7399,32 @@
           <w:szCs w:val="22"/>
           <w:lang w:val="en-US" w:bidi="fa-IR"/>
         </w:rPr>
-        <w:t xml:space="preserve">Journal of Personality and Social Psychology, 92</w:t>
-      </w:r>
-      <w:r>
-        <w:rPr>
-          <w:rFonts w:ascii="Times New Roman" w:hAnsi="Times New Roman" w:cs="Times New Roman" w:eastAsia="Times New Roman"/>
-          <w:sz w:val="22"/>
-          <w:szCs w:val="22"/>
-          <w:lang w:val="en-US" w:bidi="fa-IR"/>
-        </w:rPr>
-        <w:t xml:space="preserve">(5), 938–956. https:</w:t>
+        <w:t xml:space="preserve">Organizational Behavior and Human Decision Processes, 105</w:t>
+      </w:r>
+      <w:r>
+        <w:rPr>
+          <w:rFonts w:ascii="Times New Roman" w:hAnsi="Times New Roman" w:cs="Times New Roman" w:eastAsia="Times New Roman"/>
+          <w:sz w:val="22"/>
+          <w:szCs w:val="22"/>
+          <w:lang w:val="en-US" w:bidi="fa-IR"/>
+        </w:rPr>
+        <w:t xml:space="preserve">(1), 98–121. https://doi.org/10.1016/j.obhdp.2007.05.002</w:t>
+      </w:r>
+    </w:p>
+    <w:p>
+      <w:pPr>
+        <w:spacing w:before="0" w:after="60" w:line="240" w:lineRule="auto"/>
+        <w:ind w:left="567" w:hanging="567"/>
+        <w:jc w:val="left"/>
+      </w:pPr>
+      <w:r>
+        <w:rPr>
+          <w:rFonts w:ascii="Times New Roman" w:hAnsi="Times New Roman" w:cs="Times New Roman" w:eastAsia="Times New Roman"/>
+          <w:sz w:val="22"/>
+          <w:szCs w:val="22"/>
+          <w:lang w:val="en-US" w:bidi="fa-IR"/>
+        </w:rPr>
+        <w:t xml:space="preserve">Glaser, M., &amp; Weber, M. (2007). Overconfidence and trading volume. </w:t>
       </w:r>
       <w:r>
         <w:rPr>
@@ -7663,7 +7435,16 @@
           <w:szCs w:val="22"/>
           <w:lang w:val="en-US" w:bidi="fa-IR"/>
         </w:rPr>
-        <w:t xml:space="preserve">doi.org/10.1037/0022-3514.92.5.938</w:t>
+        <w:t xml:space="preserve">The Geneva Risk and Insurance Review, 32</w:t>
+      </w:r>
+      <w:r>
+        <w:rPr>
+          <w:rFonts w:ascii="Times New Roman" w:hAnsi="Times New Roman" w:cs="Times New Roman" w:eastAsia="Times New Roman"/>
+          <w:sz w:val="22"/>
+          <w:szCs w:val="22"/>
+          <w:lang w:val="en-US" w:bidi="fa-IR"/>
+        </w:rPr>
+        <w:t xml:space="preserve">(1), 1–36. https://doi.org/10.1007/s10713-007-0003-3</w:t>
       </w:r>
     </w:p>
     <w:p>
@@ -7679,7 +7460,7 @@
           <w:szCs w:val="22"/>
           <w:lang w:val="en-US" w:bidi="fa-IR"/>
         </w:rPr>
-        <w:t xml:space="preserve">D'Acunto, F., Prabhala, N., &amp; Rossi, A. G. (2019). The promises and pitfalls of robo-advising. </w:t>
+        <w:t xml:space="preserve">Goddard, K., Roudsari, A., &amp; Wyatt, J. C. (2012). Automation bias: A systematic review of frequency, effect mediators, and mitigators. </w:t>
       </w:r>
       <w:r>
         <w:rPr>
@@ -7690,16 +7471,32 @@
           <w:szCs w:val="22"/>
           <w:lang w:val="en-US" w:bidi="fa-IR"/>
         </w:rPr>
-        <w:t xml:space="preserve">The Review of Financial Studies, 32</w:t>
-      </w:r>
-      <w:r>
-        <w:rPr>
-          <w:rFonts w:ascii="Times New Roman" w:hAnsi="Times New Roman" w:cs="Times New Roman" w:eastAsia="Times New Roman"/>
-          <w:sz w:val="22"/>
-          <w:szCs w:val="22"/>
-          <w:lang w:val="en-US" w:bidi="fa-IR"/>
-        </w:rPr>
-        <w:t xml:space="preserve">(5), 1983–2020. https:</w:t>
+        <w:t xml:space="preserve">Journal of the American Medical Informatics Association, 19</w:t>
+      </w:r>
+      <w:r>
+        <w:rPr>
+          <w:rFonts w:ascii="Times New Roman" w:hAnsi="Times New Roman" w:cs="Times New Roman" w:eastAsia="Times New Roman"/>
+          <w:sz w:val="22"/>
+          <w:szCs w:val="22"/>
+          <w:lang w:val="en-US" w:bidi="fa-IR"/>
+        </w:rPr>
+        <w:t xml:space="preserve">(1), 121–127. https://doi.org/10.1136/amiajnl-2011-000089</w:t>
+      </w:r>
+    </w:p>
+    <w:p>
+      <w:pPr>
+        <w:spacing w:before="0" w:after="60" w:line="240" w:lineRule="auto"/>
+        <w:ind w:left="567" w:hanging="567"/>
+        <w:jc w:val="left"/>
+      </w:pPr>
+      <w:r>
+        <w:rPr>
+          <w:rFonts w:ascii="Times New Roman" w:hAnsi="Times New Roman" w:cs="Times New Roman" w:eastAsia="Times New Roman"/>
+          <w:sz w:val="22"/>
+          <w:szCs w:val="22"/>
+          <w:lang w:val="en-US" w:bidi="fa-IR"/>
+        </w:rPr>
+        <w:t xml:space="preserve">Grinblatt, M., &amp; Keloharju, M. (2009). Sensation seeking, overconfidence, and trading activity. </w:t>
       </w:r>
       <w:r>
         <w:rPr>
@@ -7710,7 +7507,16 @@
           <w:szCs w:val="22"/>
           <w:lang w:val="en-US" w:bidi="fa-IR"/>
         </w:rPr>
-        <w:t xml:space="preserve">doi.org/10.1093/rfs/hhz014</w:t>
+        <w:t xml:space="preserve">The Journal of Finance, 64</w:t>
+      </w:r>
+      <w:r>
+        <w:rPr>
+          <w:rFonts w:ascii="Times New Roman" w:hAnsi="Times New Roman" w:cs="Times New Roman" w:eastAsia="Times New Roman"/>
+          <w:sz w:val="22"/>
+          <w:szCs w:val="22"/>
+          <w:lang w:val="en-US" w:bidi="fa-IR"/>
+        </w:rPr>
+        <w:t xml:space="preserve">(2), 549–578. https://doi.org/10.1111/j.1540-6261.2009.01443.x</w:t>
       </w:r>
     </w:p>
     <w:p>
@@ -7726,7 +7532,7 @@
           <w:szCs w:val="22"/>
           <w:lang w:val="en-US" w:bidi="fa-IR"/>
         </w:rPr>
-        <w:t xml:space="preserve">Dietvorst, B. J., Simmons, J. P., &amp; Massey, C. (2015). Algorithm aversion: People erroneously avoid algorithms after seeing them err. </w:t>
+        <w:t xml:space="preserve">Hoff, K. A., &amp; Bashir, M. (2015). Trust in automation: Integrating empirical evidence on factors that influence trust. </w:t>
       </w:r>
       <w:r>
         <w:rPr>
@@ -7737,16 +7543,32 @@
           <w:szCs w:val="22"/>
           <w:lang w:val="en-US" w:bidi="fa-IR"/>
         </w:rPr>
-        <w:t xml:space="preserve">Journal of Experimental Psychology: General, 144</w:t>
-      </w:r>
-      <w:r>
-        <w:rPr>
-          <w:rFonts w:ascii="Times New Roman" w:hAnsi="Times New Roman" w:cs="Times New Roman" w:eastAsia="Times New Roman"/>
-          <w:sz w:val="22"/>
-          <w:szCs w:val="22"/>
-          <w:lang w:val="en-US" w:bidi="fa-IR"/>
-        </w:rPr>
-        <w:t xml:space="preserve">(1), 114–126. https:</w:t>
+        <w:t xml:space="preserve">Human Factors, 57</w:t>
+      </w:r>
+      <w:r>
+        <w:rPr>
+          <w:rFonts w:ascii="Times New Roman" w:hAnsi="Times New Roman" w:cs="Times New Roman" w:eastAsia="Times New Roman"/>
+          <w:sz w:val="22"/>
+          <w:szCs w:val="22"/>
+          <w:lang w:val="en-US" w:bidi="fa-IR"/>
+        </w:rPr>
+        <w:t xml:space="preserve">(3), 407–434. https://doi.org/10.1177/0018720814547570</w:t>
+      </w:r>
+    </w:p>
+    <w:p>
+      <w:pPr>
+        <w:spacing w:before="0" w:after="60" w:line="240" w:lineRule="auto"/>
+        <w:ind w:left="567" w:hanging="567"/>
+        <w:jc w:val="left"/>
+      </w:pPr>
+      <w:r>
+        <w:rPr>
+          <w:rFonts w:ascii="Times New Roman" w:hAnsi="Times New Roman" w:cs="Times New Roman" w:eastAsia="Times New Roman"/>
+          <w:sz w:val="22"/>
+          <w:szCs w:val="22"/>
+          <w:lang w:val="en-US" w:bidi="fa-IR"/>
+        </w:rPr>
+        <w:t xml:space="preserve">Ji, Z., Lee, N., Frieske, R., Yu, T., Su, D., Xu, Y., Ishii, E., Bang, Y. J., Madotto, A., &amp; Fung, P. (2023). Survey of hallucination in natural language generation. </w:t>
       </w:r>
       <w:r>
         <w:rPr>
@@ -7757,7 +7579,16 @@
           <w:szCs w:val="22"/>
           <w:lang w:val="en-US" w:bidi="fa-IR"/>
         </w:rPr>
-        <w:t xml:space="preserve">doi.org/10.1037/xge0000033</w:t>
+        <w:t xml:space="preserve">ACM Computing Surveys, 55</w:t>
+      </w:r>
+      <w:r>
+        <w:rPr>
+          <w:rFonts w:ascii="Times New Roman" w:hAnsi="Times New Roman" w:cs="Times New Roman" w:eastAsia="Times New Roman"/>
+          <w:sz w:val="22"/>
+          <w:szCs w:val="22"/>
+          <w:lang w:val="en-US" w:bidi="fa-IR"/>
+        </w:rPr>
+        <w:t xml:space="preserve">(12), Article 248. https://doi.org/10.1145/3571730</w:t>
       </w:r>
     </w:p>
     <w:p>
@@ -7773,7 +7604,7 @@
           <w:szCs w:val="22"/>
           <w:lang w:val="en-US" w:bidi="fa-IR"/>
         </w:rPr>
-        <w:t xml:space="preserve">Ehrlinger, J., Johnson, K., Banner, M., Dunning, D., &amp; Kruger, J. (2008). Why the unskilled are unaware: Further explorations of (absent) self-insight among the incompetent. </w:t>
+        <w:t xml:space="preserve">Jian, J.-Y., Bisantz, A. M., &amp; Drury, C. G. (2000). Foundations for an empirically determined scale of trust in automated systems. </w:t>
       </w:r>
       <w:r>
         <w:rPr>
@@ -7784,16 +7615,32 @@
           <w:szCs w:val="22"/>
           <w:lang w:val="en-US" w:bidi="fa-IR"/>
         </w:rPr>
-        <w:t xml:space="preserve">Organizational Behavior and Human Decision Processes, 105</w:t>
-      </w:r>
-      <w:r>
-        <w:rPr>
-          <w:rFonts w:ascii="Times New Roman" w:hAnsi="Times New Roman" w:cs="Times New Roman" w:eastAsia="Times New Roman"/>
-          <w:sz w:val="22"/>
-          <w:szCs w:val="22"/>
-          <w:lang w:val="en-US" w:bidi="fa-IR"/>
-        </w:rPr>
-        <w:t xml:space="preserve">(1), 98–121. https:</w:t>
+        <w:t xml:space="preserve">International Journal of Cognitive Ergonomics, 4</w:t>
+      </w:r>
+      <w:r>
+        <w:rPr>
+          <w:rFonts w:ascii="Times New Roman" w:hAnsi="Times New Roman" w:cs="Times New Roman" w:eastAsia="Times New Roman"/>
+          <w:sz w:val="22"/>
+          <w:szCs w:val="22"/>
+          <w:lang w:val="en-US" w:bidi="fa-IR"/>
+        </w:rPr>
+        <w:t xml:space="preserve">(1), 53–71. https://doi.org/10.1207/S15327566IJCE0401_04</w:t>
+      </w:r>
+    </w:p>
+    <w:p>
+      <w:pPr>
+        <w:spacing w:before="0" w:after="60" w:line="240" w:lineRule="auto"/>
+        <w:ind w:left="567" w:hanging="567"/>
+        <w:jc w:val="left"/>
+      </w:pPr>
+      <w:r>
+        <w:rPr>
+          <w:rFonts w:ascii="Times New Roman" w:hAnsi="Times New Roman" w:cs="Times New Roman" w:eastAsia="Times New Roman"/>
+          <w:sz w:val="22"/>
+          <w:szCs w:val="22"/>
+          <w:lang w:val="en-US" w:bidi="fa-IR"/>
+        </w:rPr>
+        <w:t xml:space="preserve">Kruger, J., &amp; Dunning, D. (1999). Unskilled and unaware of it: How difficulties in recognizing one's own incompetence lead to inflated self-assessments. </w:t>
       </w:r>
       <w:r>
         <w:rPr>
@@ -7804,7 +7651,16 @@
           <w:szCs w:val="22"/>
           <w:lang w:val="en-US" w:bidi="fa-IR"/>
         </w:rPr>
-        <w:t xml:space="preserve">doi.org/10.1016/j.obhdp.2007.05.002</w:t>
+        <w:t xml:space="preserve">Journal of Personality and Social Psychology, 77</w:t>
+      </w:r>
+      <w:r>
+        <w:rPr>
+          <w:rFonts w:ascii="Times New Roman" w:hAnsi="Times New Roman" w:cs="Times New Roman" w:eastAsia="Times New Roman"/>
+          <w:sz w:val="22"/>
+          <w:szCs w:val="22"/>
+          <w:lang w:val="en-US" w:bidi="fa-IR"/>
+        </w:rPr>
+        <w:t xml:space="preserve">(6), 1121–1134. https://doi.org/10.1037/0022-3514.77.6.1121</w:t>
       </w:r>
     </w:p>
     <w:p>
@@ -7820,7 +7676,7 @@
           <w:szCs w:val="22"/>
           <w:lang w:val="en-US" w:bidi="fa-IR"/>
         </w:rPr>
-        <w:t xml:space="preserve">Glaser, M., &amp; Weber, M. (2007). Overconfidence and trading volume. </w:t>
+        <w:t xml:space="preserve">Lawshe, C. H. (1975). A quantitative approach to content validity. </w:t>
       </w:r>
       <w:r>
         <w:rPr>
@@ -7831,16 +7687,32 @@
           <w:szCs w:val="22"/>
           <w:lang w:val="en-US" w:bidi="fa-IR"/>
         </w:rPr>
-        <w:t xml:space="preserve">The Geneva Risk and Insurance Review, 32</w:t>
-      </w:r>
-      <w:r>
-        <w:rPr>
-          <w:rFonts w:ascii="Times New Roman" w:hAnsi="Times New Roman" w:cs="Times New Roman" w:eastAsia="Times New Roman"/>
-          <w:sz w:val="22"/>
-          <w:szCs w:val="22"/>
-          <w:lang w:val="en-US" w:bidi="fa-IR"/>
-        </w:rPr>
-        <w:t xml:space="preserve">(1), 1–36. https:</w:t>
+        <w:t xml:space="preserve">Personnel Psychology, 28</w:t>
+      </w:r>
+      <w:r>
+        <w:rPr>
+          <w:rFonts w:ascii="Times New Roman" w:hAnsi="Times New Roman" w:cs="Times New Roman" w:eastAsia="Times New Roman"/>
+          <w:sz w:val="22"/>
+          <w:szCs w:val="22"/>
+          <w:lang w:val="en-US" w:bidi="fa-IR"/>
+        </w:rPr>
+        <w:t xml:space="preserve">(4), 563–575. https://doi.org/10.1111/j.1744-6570.1975.tb01393.x</w:t>
+      </w:r>
+    </w:p>
+    <w:p>
+      <w:pPr>
+        <w:spacing w:before="0" w:after="60" w:line="240" w:lineRule="auto"/>
+        <w:ind w:left="567" w:hanging="567"/>
+        <w:jc w:val="left"/>
+      </w:pPr>
+      <w:r>
+        <w:rPr>
+          <w:rFonts w:ascii="Times New Roman" w:hAnsi="Times New Roman" w:cs="Times New Roman" w:eastAsia="Times New Roman"/>
+          <w:sz w:val="22"/>
+          <w:szCs w:val="22"/>
+          <w:lang w:val="en-US" w:bidi="fa-IR"/>
+        </w:rPr>
+        <w:t xml:space="preserve">Lee, J. D., &amp; See, K. A. (2004). Trust in automation: Designing for appropriate reliance. </w:t>
       </w:r>
       <w:r>
         <w:rPr>
@@ -7851,7 +7723,16 @@
           <w:szCs w:val="22"/>
           <w:lang w:val="en-US" w:bidi="fa-IR"/>
         </w:rPr>
-        <w:t xml:space="preserve">doi.org/10.1007/s10713-007-0003-3</w:t>
+        <w:t xml:space="preserve">Human Factors, 46</w:t>
+      </w:r>
+      <w:r>
+        <w:rPr>
+          <w:rFonts w:ascii="Times New Roman" w:hAnsi="Times New Roman" w:cs="Times New Roman" w:eastAsia="Times New Roman"/>
+          <w:sz w:val="22"/>
+          <w:szCs w:val="22"/>
+          <w:lang w:val="en-US" w:bidi="fa-IR"/>
+        </w:rPr>
+        <w:t xml:space="preserve">(1), 50–80. https://doi.org/10.1518/hfes.46.1.50_30392</w:t>
       </w:r>
     </w:p>
     <w:p>
@@ -7867,7 +7748,7 @@
           <w:szCs w:val="22"/>
           <w:lang w:val="en-US" w:bidi="fa-IR"/>
         </w:rPr>
-        <w:t xml:space="preserve">Goddard, K., Roudsari, A., &amp; Wyatt, J. C. (2012). Automation bias: A systematic review of frequency, effect mediators, and mitigators. </w:t>
+        <w:t xml:space="preserve">Logg, J. M., Minson, J. A., &amp; Moore, D. A. (2019). Algorithm appreciation: People prefer algorithmic to human judgment. </w:t>
       </w:r>
       <w:r>
         <w:rPr>
@@ -7878,16 +7759,32 @@
           <w:szCs w:val="22"/>
           <w:lang w:val="en-US" w:bidi="fa-IR"/>
         </w:rPr>
-        <w:t xml:space="preserve">Journal of the American Medical Informatics Association, 19</w:t>
-      </w:r>
-      <w:r>
-        <w:rPr>
-          <w:rFonts w:ascii="Times New Roman" w:hAnsi="Times New Roman" w:cs="Times New Roman" w:eastAsia="Times New Roman"/>
-          <w:sz w:val="22"/>
-          <w:szCs w:val="22"/>
-          <w:lang w:val="en-US" w:bidi="fa-IR"/>
-        </w:rPr>
-        <w:t xml:space="preserve">(1), 121–127. https:</w:t>
+        <w:t xml:space="preserve">Organizational Behavior and Human Decision Processes, 151</w:t>
+      </w:r>
+      <w:r>
+        <w:rPr>
+          <w:rFonts w:ascii="Times New Roman" w:hAnsi="Times New Roman" w:cs="Times New Roman" w:eastAsia="Times New Roman"/>
+          <w:sz w:val="22"/>
+          <w:szCs w:val="22"/>
+          <w:lang w:val="en-US" w:bidi="fa-IR"/>
+        </w:rPr>
+        <w:t xml:space="preserve">, 90–103. https://doi.org/10.1016/j.obhdp.2018.12.005</w:t>
+      </w:r>
+    </w:p>
+    <w:p>
+      <w:pPr>
+        <w:spacing w:before="0" w:after="60" w:line="240" w:lineRule="auto"/>
+        <w:ind w:left="567" w:hanging="567"/>
+        <w:jc w:val="left"/>
+      </w:pPr>
+      <w:r>
+        <w:rPr>
+          <w:rFonts w:ascii="Times New Roman" w:hAnsi="Times New Roman" w:cs="Times New Roman" w:eastAsia="Times New Roman"/>
+          <w:sz w:val="22"/>
+          <w:szCs w:val="22"/>
+          <w:lang w:val="en-US" w:bidi="fa-IR"/>
+        </w:rPr>
+        <w:t xml:space="preserve">Long, D., &amp; Magerko, B. (2020). What is AI literacy? Competencies and design considerations. </w:t>
       </w:r>
       <w:r>
         <w:rPr>
@@ -7898,7 +7795,16 @@
           <w:szCs w:val="22"/>
           <w:lang w:val="en-US" w:bidi="fa-IR"/>
         </w:rPr>
-        <w:t xml:space="preserve">doi.org/10.1136/amiajnl-2011-000089</w:t>
+        <w:t xml:space="preserve">Proceedings of the 2020 CHI Conference on Human Factors in Computing Systems</w:t>
+      </w:r>
+      <w:r>
+        <w:rPr>
+          <w:rFonts w:ascii="Times New Roman" w:hAnsi="Times New Roman" w:cs="Times New Roman" w:eastAsia="Times New Roman"/>
+          <w:sz w:val="22"/>
+          <w:szCs w:val="22"/>
+          <w:lang w:val="en-US" w:bidi="fa-IR"/>
+        </w:rPr>
+        <w:t xml:space="preserve"> (pp. 1–16). ACM. https://doi.org/10.1145/3313831.3376727</w:t>
       </w:r>
     </w:p>
     <w:p>
@@ -7914,7 +7820,7 @@
           <w:szCs w:val="22"/>
           <w:lang w:val="en-US" w:bidi="fa-IR"/>
         </w:rPr>
-        <w:t xml:space="preserve">Grinblatt, M., &amp; Keloharju, M. (2009). Sensation seeking, overconfidence, and trading activity. </w:t>
+        <w:t xml:space="preserve">Lusardi, A., &amp; Mitchell, O. S. (2014). The economic importance of financial literacy: Theory and evidence. </w:t>
       </w:r>
       <w:r>
         <w:rPr>
@@ -7925,16 +7831,32 @@
           <w:szCs w:val="22"/>
           <w:lang w:val="en-US" w:bidi="fa-IR"/>
         </w:rPr>
-        <w:t xml:space="preserve">The Journal of Finance, 64</w:t>
-      </w:r>
-      <w:r>
-        <w:rPr>
-          <w:rFonts w:ascii="Times New Roman" w:hAnsi="Times New Roman" w:cs="Times New Roman" w:eastAsia="Times New Roman"/>
-          <w:sz w:val="22"/>
-          <w:szCs w:val="22"/>
-          <w:lang w:val="en-US" w:bidi="fa-IR"/>
-        </w:rPr>
-        <w:t xml:space="preserve">(2), 549–578. https:</w:t>
+        <w:t xml:space="preserve">Journal of Economic Literature, 52</w:t>
+      </w:r>
+      <w:r>
+        <w:rPr>
+          <w:rFonts w:ascii="Times New Roman" w:hAnsi="Times New Roman" w:cs="Times New Roman" w:eastAsia="Times New Roman"/>
+          <w:sz w:val="22"/>
+          <w:szCs w:val="22"/>
+          <w:lang w:val="en-US" w:bidi="fa-IR"/>
+        </w:rPr>
+        <w:t xml:space="preserve">(1), 5–44. https://doi.org/10.1257/jel.52.1.5</w:t>
+      </w:r>
+    </w:p>
+    <w:p>
+      <w:pPr>
+        <w:spacing w:before="0" w:after="60" w:line="240" w:lineRule="auto"/>
+        <w:ind w:left="567" w:hanging="567"/>
+        <w:jc w:val="left"/>
+      </w:pPr>
+      <w:r>
+        <w:rPr>
+          <w:rFonts w:ascii="Times New Roman" w:hAnsi="Times New Roman" w:cs="Times New Roman" w:eastAsia="Times New Roman"/>
+          <w:sz w:val="22"/>
+          <w:szCs w:val="22"/>
+          <w:lang w:val="en-US" w:bidi="fa-IR"/>
+        </w:rPr>
+        <w:t xml:space="preserve">Moore, D. A., &amp; Healy, P. J. (2008). The trouble with overconfidence. </w:t>
       </w:r>
       <w:r>
         <w:rPr>
@@ -7945,7 +7867,16 @@
           <w:szCs w:val="22"/>
           <w:lang w:val="en-US" w:bidi="fa-IR"/>
         </w:rPr>
-        <w:t xml:space="preserve">doi.org/10.1111/j.1540-6261.2009.01443.x</w:t>
+        <w:t xml:space="preserve">Psychological Review, 115</w:t>
+      </w:r>
+      <w:r>
+        <w:rPr>
+          <w:rFonts w:ascii="Times New Roman" w:hAnsi="Times New Roman" w:cs="Times New Roman" w:eastAsia="Times New Roman"/>
+          <w:sz w:val="22"/>
+          <w:szCs w:val="22"/>
+          <w:lang w:val="en-US" w:bidi="fa-IR"/>
+        </w:rPr>
+        <w:t xml:space="preserve">(2), 502–517. https://doi.org/10.1037/0033-295X.115.2.502</w:t>
       </w:r>
     </w:p>
     <w:p>
@@ -7961,7 +7892,7 @@
           <w:szCs w:val="22"/>
           <w:lang w:val="en-US" w:bidi="fa-IR"/>
         </w:rPr>
-        <w:t xml:space="preserve">Hoff, K. A., &amp; Bashir, M. (2015). Trust in automation: Integrating empirical evidence on factors that influence trust. </w:t>
+        <w:t xml:space="preserve">Ng, D. T. K., Leung, J. K. L., Chu, S. K. W., &amp; Qiao, M. S. (2021). Conceptualizing AI literacy: An exploratory review. </w:t>
       </w:r>
       <w:r>
         <w:rPr>
@@ -7972,16 +7903,32 @@
           <w:szCs w:val="22"/>
           <w:lang w:val="en-US" w:bidi="fa-IR"/>
         </w:rPr>
-        <w:t xml:space="preserve">Human Factors, 57</w:t>
-      </w:r>
-      <w:r>
-        <w:rPr>
-          <w:rFonts w:ascii="Times New Roman" w:hAnsi="Times New Roman" w:cs="Times New Roman" w:eastAsia="Times New Roman"/>
-          <w:sz w:val="22"/>
-          <w:szCs w:val="22"/>
-          <w:lang w:val="en-US" w:bidi="fa-IR"/>
-        </w:rPr>
-        <w:t xml:space="preserve">(3), 407–434. https:</w:t>
+        <w:t xml:space="preserve">Computers and Education: Artificial Intelligence, 2</w:t>
+      </w:r>
+      <w:r>
+        <w:rPr>
+          <w:rFonts w:ascii="Times New Roman" w:hAnsi="Times New Roman" w:cs="Times New Roman" w:eastAsia="Times New Roman"/>
+          <w:sz w:val="22"/>
+          <w:szCs w:val="22"/>
+          <w:lang w:val="en-US" w:bidi="fa-IR"/>
+        </w:rPr>
+        <w:t xml:space="preserve">, 100041. https://doi.org/10.1016/j.caeai.2021.100041</w:t>
+      </w:r>
+    </w:p>
+    <w:p>
+      <w:pPr>
+        <w:spacing w:before="0" w:after="60" w:line="240" w:lineRule="auto"/>
+        <w:ind w:left="567" w:hanging="567"/>
+        <w:jc w:val="left"/>
+      </w:pPr>
+      <w:r>
+        <w:rPr>
+          <w:rFonts w:ascii="Times New Roman" w:hAnsi="Times New Roman" w:cs="Times New Roman" w:eastAsia="Times New Roman"/>
+          <w:sz w:val="22"/>
+          <w:szCs w:val="22"/>
+          <w:lang w:val="en-US" w:bidi="fa-IR"/>
+        </w:rPr>
+        <w:t xml:space="preserve">Parasuraman, R., &amp; Manzey, D. H. (2010). Complacency and bias in human use of automation: An attentional integration. </w:t>
       </w:r>
       <w:r>
         <w:rPr>
@@ -7992,7 +7939,16 @@
           <w:szCs w:val="22"/>
           <w:lang w:val="en-US" w:bidi="fa-IR"/>
         </w:rPr>
-        <w:t xml:space="preserve">doi.org/10.1177/0018720814547570</w:t>
+        <w:t xml:space="preserve">Human Factors, 52</w:t>
+      </w:r>
+      <w:r>
+        <w:rPr>
+          <w:rFonts w:ascii="Times New Roman" w:hAnsi="Times New Roman" w:cs="Times New Roman" w:eastAsia="Times New Roman"/>
+          <w:sz w:val="22"/>
+          <w:szCs w:val="22"/>
+          <w:lang w:val="en-US" w:bidi="fa-IR"/>
+        </w:rPr>
+        <w:t xml:space="preserve">(3), 381–410. https://doi.org/10.1177/0018720810376055</w:t>
       </w:r>
     </w:p>
     <w:p>
@@ -8008,7 +7964,7 @@
           <w:szCs w:val="22"/>
           <w:lang w:val="en-US" w:bidi="fa-IR"/>
         </w:rPr>
-        <w:t xml:space="preserve">Ji, Z., Lee, N., Frieske, R., Yu, T., Su, D., Xu, Y., Ishii, E., Bang, Y. J., Madotto, A., &amp; Fung, P. (2023). Survey of hallucination in natural language generation. </w:t>
+        <w:t xml:space="preserve">Parker, A. M., &amp; Fischhoff, B. (2005). Decision-making competence: External validation through an individual-differences approach. </w:t>
       </w:r>
       <w:r>
         <w:rPr>
@@ -8019,16 +7975,32 @@
           <w:szCs w:val="22"/>
           <w:lang w:val="en-US" w:bidi="fa-IR"/>
         </w:rPr>
-        <w:t xml:space="preserve">ACM Computing Surveys, 55</w:t>
-      </w:r>
-      <w:r>
-        <w:rPr>
-          <w:rFonts w:ascii="Times New Roman" w:hAnsi="Times New Roman" w:cs="Times New Roman" w:eastAsia="Times New Roman"/>
-          <w:sz w:val="22"/>
-          <w:szCs w:val="22"/>
-          <w:lang w:val="en-US" w:bidi="fa-IR"/>
-        </w:rPr>
-        <w:t xml:space="preserve">(12), Article 248. https:</w:t>
+        <w:t xml:space="preserve">Journal of Behavioral Decision Making, 18</w:t>
+      </w:r>
+      <w:r>
+        <w:rPr>
+          <w:rFonts w:ascii="Times New Roman" w:hAnsi="Times New Roman" w:cs="Times New Roman" w:eastAsia="Times New Roman"/>
+          <w:sz w:val="22"/>
+          <w:szCs w:val="22"/>
+          <w:lang w:val="en-US" w:bidi="fa-IR"/>
+        </w:rPr>
+        <w:t xml:space="preserve">(1), 1–27. https://doi.org/10.1002/bdm.481</w:t>
+      </w:r>
+    </w:p>
+    <w:p>
+      <w:pPr>
+        <w:spacing w:before="0" w:after="60" w:line="240" w:lineRule="auto"/>
+        <w:ind w:left="567" w:hanging="567"/>
+        <w:jc w:val="left"/>
+      </w:pPr>
+      <w:r>
+        <w:rPr>
+          <w:rFonts w:ascii="Times New Roman" w:hAnsi="Times New Roman" w:cs="Times New Roman" w:eastAsia="Times New Roman"/>
+          <w:sz w:val="22"/>
+          <w:szCs w:val="22"/>
+          <w:lang w:val="en-US" w:bidi="fa-IR"/>
+        </w:rPr>
+        <w:t xml:space="preserve">Pennycook, G., &amp; Rand, D. G. (2019). Lazy, not biased: Susceptibility to partisan fake news is better explained by lack of reasoning than by motivated reasoning. </w:t>
       </w:r>
       <w:r>
         <w:rPr>
@@ -8039,7 +8011,16 @@
           <w:szCs w:val="22"/>
           <w:lang w:val="en-US" w:bidi="fa-IR"/>
         </w:rPr>
-        <w:t xml:space="preserve">doi.org/10.1145/3571730</w:t>
+        <w:t xml:space="preserve">Cognition, 188</w:t>
+      </w:r>
+      <w:r>
+        <w:rPr>
+          <w:rFonts w:ascii="Times New Roman" w:hAnsi="Times New Roman" w:cs="Times New Roman" w:eastAsia="Times New Roman"/>
+          <w:sz w:val="22"/>
+          <w:szCs w:val="22"/>
+          <w:lang w:val="en-US" w:bidi="fa-IR"/>
+        </w:rPr>
+        <w:t xml:space="preserve">, 39–50. https://doi.org/10.1016/j.cognition.2018.06.011</w:t>
       </w:r>
     </w:p>
     <w:p>
@@ -8055,7 +8036,7 @@
           <w:szCs w:val="22"/>
           <w:lang w:val="en-US" w:bidi="fa-IR"/>
         </w:rPr>
-        <w:t xml:space="preserve">Jian, J.-Y., Bisantz, A. M., &amp; Drury, C. G. (2000). Foundations for an empirically determined scale of trust in automated systems. </w:t>
+        <w:t xml:space="preserve">Podsakoff, P. M., MacKenzie, S. B., Lee, J.-Y., &amp; Podsakoff, N. P. (2003). Common method biases in behavioral research: A critical review of the literature and recommended remedies. </w:t>
       </w:r>
       <w:r>
         <w:rPr>
@@ -8066,16 +8047,32 @@
           <w:szCs w:val="22"/>
           <w:lang w:val="en-US" w:bidi="fa-IR"/>
         </w:rPr>
-        <w:t xml:space="preserve">International Journal of Cognitive Ergonomics, 4</w:t>
-      </w:r>
-      <w:r>
-        <w:rPr>
-          <w:rFonts w:ascii="Times New Roman" w:hAnsi="Times New Roman" w:cs="Times New Roman" w:eastAsia="Times New Roman"/>
-          <w:sz w:val="22"/>
-          <w:szCs w:val="22"/>
-          <w:lang w:val="en-US" w:bidi="fa-IR"/>
-        </w:rPr>
-        <w:t xml:space="preserve">(1), 53–71. https:</w:t>
+        <w:t xml:space="preserve">Journal of Applied Psychology, 88</w:t>
+      </w:r>
+      <w:r>
+        <w:rPr>
+          <w:rFonts w:ascii="Times New Roman" w:hAnsi="Times New Roman" w:cs="Times New Roman" w:eastAsia="Times New Roman"/>
+          <w:sz w:val="22"/>
+          <w:szCs w:val="22"/>
+          <w:lang w:val="en-US" w:bidi="fa-IR"/>
+        </w:rPr>
+        <w:t xml:space="preserve">(5), 879–903. https://doi.org/10.1037/0021-9010.88.5.879</w:t>
+      </w:r>
+    </w:p>
+    <w:p>
+      <w:pPr>
+        <w:spacing w:before="0" w:after="60" w:line="240" w:lineRule="auto"/>
+        <w:ind w:left="567" w:hanging="567"/>
+        <w:jc w:val="left"/>
+      </w:pPr>
+      <w:r>
+        <w:rPr>
+          <w:rFonts w:ascii="Times New Roman" w:hAnsi="Times New Roman" w:cs="Times New Roman" w:eastAsia="Times New Roman"/>
+          <w:sz w:val="22"/>
+          <w:szCs w:val="22"/>
+          <w:lang w:val="en-US" w:bidi="fa-IR"/>
+        </w:rPr>
+        <w:t xml:space="preserve">Polit, D. F., &amp; Beck, C. T. (2006). The content validity index: Are you sure you know what's being reported? Critique and recommendations. </w:t>
       </w:r>
       <w:r>
         <w:rPr>
@@ -8086,7 +8083,16 @@
           <w:szCs w:val="22"/>
           <w:lang w:val="en-US" w:bidi="fa-IR"/>
         </w:rPr>
-        <w:t xml:space="preserve">doi.org/10.1207/S15327566IJCE0401_04</w:t>
+        <w:t xml:space="preserve">Research in Nursing &amp; Health, 29</w:t>
+      </w:r>
+      <w:r>
+        <w:rPr>
+          <w:rFonts w:ascii="Times New Roman" w:hAnsi="Times New Roman" w:cs="Times New Roman" w:eastAsia="Times New Roman"/>
+          <w:sz w:val="22"/>
+          <w:szCs w:val="22"/>
+          <w:lang w:val="en-US" w:bidi="fa-IR"/>
+        </w:rPr>
+        <w:t xml:space="preserve">(5), 489–497. https://doi.org/10.1002/nur.20147</w:t>
       </w:r>
     </w:p>
     <w:p>
@@ -8102,7 +8108,7 @@
           <w:szCs w:val="22"/>
           <w:lang w:val="en-US" w:bidi="fa-IR"/>
         </w:rPr>
-        <w:t xml:space="preserve">Kruger, J., &amp; Dunning, D. (1999). Unskilled and unaware of it: How difficulties in recognizing one's own incompetence lead to inflated self-assessments. </w:t>
+        <w:t xml:space="preserve">Skitka, L. J., Mosier, K. L., &amp; Burdick, M. (1999). Does automation bias decision-making? </w:t>
       </w:r>
       <w:r>
         <w:rPr>
@@ -8113,16 +8119,32 @@
           <w:szCs w:val="22"/>
           <w:lang w:val="en-US" w:bidi="fa-IR"/>
         </w:rPr>
-        <w:t xml:space="preserve">Journal of Personality and Social Psychology, 77</w:t>
-      </w:r>
-      <w:r>
-        <w:rPr>
-          <w:rFonts w:ascii="Times New Roman" w:hAnsi="Times New Roman" w:cs="Times New Roman" w:eastAsia="Times New Roman"/>
-          <w:sz w:val="22"/>
-          <w:szCs w:val="22"/>
-          <w:lang w:val="en-US" w:bidi="fa-IR"/>
-        </w:rPr>
-        <w:t xml:space="preserve">(6), 1121–1134. https:</w:t>
+        <w:t xml:space="preserve">International Journal of Human-Computer Studies, 51</w:t>
+      </w:r>
+      <w:r>
+        <w:rPr>
+          <w:rFonts w:ascii="Times New Roman" w:hAnsi="Times New Roman" w:cs="Times New Roman" w:eastAsia="Times New Roman"/>
+          <w:sz w:val="22"/>
+          <w:szCs w:val="22"/>
+          <w:lang w:val="en-US" w:bidi="fa-IR"/>
+        </w:rPr>
+        <w:t xml:space="preserve">(5), 991–1006. https://doi.org/10.1006/ijhc.1999.0252</w:t>
+      </w:r>
+    </w:p>
+    <w:p>
+      <w:pPr>
+        <w:spacing w:before="0" w:after="60" w:line="240" w:lineRule="auto"/>
+        <w:ind w:left="567" w:hanging="567"/>
+        <w:jc w:val="left"/>
+      </w:pPr>
+      <w:r>
+        <w:rPr>
+          <w:rFonts w:ascii="Times New Roman" w:hAnsi="Times New Roman" w:cs="Times New Roman" w:eastAsia="Times New Roman"/>
+          <w:sz w:val="22"/>
+          <w:szCs w:val="22"/>
+          <w:lang w:val="en-US" w:bidi="fa-IR"/>
+        </w:rPr>
+        <w:t xml:space="preserve">Van Rooij, M., Lusardi, A., &amp; Alessie, R. (2011). Financial literacy and stock market participation. </w:t>
       </w:r>
       <w:r>
         <w:rPr>
@@ -8133,7 +8155,16 @@
           <w:szCs w:val="22"/>
           <w:lang w:val="en-US" w:bidi="fa-IR"/>
         </w:rPr>
-        <w:t xml:space="preserve">doi.org/10.1037/0022-3514.77.6.1121</w:t>
+        <w:t xml:space="preserve">Journal of Financial Economics, 101</w:t>
+      </w:r>
+      <w:r>
+        <w:rPr>
+          <w:rFonts w:ascii="Times New Roman" w:hAnsi="Times New Roman" w:cs="Times New Roman" w:eastAsia="Times New Roman"/>
+          <w:sz w:val="22"/>
+          <w:szCs w:val="22"/>
+          <w:lang w:val="en-US" w:bidi="fa-IR"/>
+        </w:rPr>
+        <w:t xml:space="preserve">(2), 449–472. https://doi.org/10.1016/j.jfineco.2011.03.006</w:t>
       </w:r>
     </w:p>
     <w:p>
@@ -8149,7 +8180,7 @@
           <w:szCs w:val="22"/>
           <w:lang w:val="en-US" w:bidi="fa-IR"/>
         </w:rPr>
-        <w:t xml:space="preserve">Lawshe, C. H. (1975). A quantitative approach to content validity. </w:t>
+        <w:t xml:space="preserve">Venkatesh, V., Thong, J. Y. L., &amp; Xu, X. (2012). Consumer acceptance and use of information technology: Extending the unified theory of acceptance and use of technology. </w:t>
       </w:r>
       <w:r>
         <w:rPr>
@@ -8160,16 +8191,32 @@
           <w:szCs w:val="22"/>
           <w:lang w:val="en-US" w:bidi="fa-IR"/>
         </w:rPr>
-        <w:t xml:space="preserve">Personnel Psychology, 28</w:t>
-      </w:r>
-      <w:r>
-        <w:rPr>
-          <w:rFonts w:ascii="Times New Roman" w:hAnsi="Times New Roman" w:cs="Times New Roman" w:eastAsia="Times New Roman"/>
-          <w:sz w:val="22"/>
-          <w:szCs w:val="22"/>
-          <w:lang w:val="en-US" w:bidi="fa-IR"/>
-        </w:rPr>
-        <w:t xml:space="preserve">(4), 563–575. https:</w:t>
+        <w:t xml:space="preserve">MIS Quarterly, 36</w:t>
+      </w:r>
+      <w:r>
+        <w:rPr>
+          <w:rFonts w:ascii="Times New Roman" w:hAnsi="Times New Roman" w:cs="Times New Roman" w:eastAsia="Times New Roman"/>
+          <w:sz w:val="22"/>
+          <w:szCs w:val="22"/>
+          <w:lang w:val="en-US" w:bidi="fa-IR"/>
+        </w:rPr>
+        <w:t xml:space="preserve">(1), 157–178. https://doi.org/10.2307/41410412</w:t>
+      </w:r>
+    </w:p>
+    <w:p>
+      <w:pPr>
+        <w:spacing w:before="0" w:after="60" w:line="240" w:lineRule="auto"/>
+        <w:ind w:left="567" w:hanging="567"/>
+        <w:jc w:val="left"/>
+      </w:pPr>
+      <w:r>
+        <w:rPr>
+          <w:rFonts w:ascii="Times New Roman" w:hAnsi="Times New Roman" w:cs="Times New Roman" w:eastAsia="Times New Roman"/>
+          <w:sz w:val="22"/>
+          <w:szCs w:val="22"/>
+          <w:lang w:val="en-US" w:bidi="fa-IR"/>
+        </w:rPr>
+        <w:t xml:space="preserve">Wang, B., Rau, P.-L. P., &amp; Yuan, T. (2023). Measuring user competence in using artificial intelligence: Validity and reliability of artificial intelligence literacy scale. </w:t>
       </w:r>
       <w:r>
         <w:rPr>
@@ -8180,691 +8227,6 @@
           <w:szCs w:val="22"/>
           <w:lang w:val="en-US" w:bidi="fa-IR"/>
         </w:rPr>
-        <w:t xml:space="preserve">doi.org/10.1111/j.1744-6570.1975.tb01393.x</w:t>
-      </w:r>
-    </w:p>
-    <w:p>
-      <w:pPr>
-        <w:spacing w:before="0" w:after="60" w:line="240" w:lineRule="auto"/>
-        <w:ind w:left="567" w:hanging="567"/>
-        <w:jc w:val="left"/>
-      </w:pPr>
-      <w:r>
-        <w:rPr>
-          <w:rFonts w:ascii="Times New Roman" w:hAnsi="Times New Roman" w:cs="Times New Roman" w:eastAsia="Times New Roman"/>
-          <w:sz w:val="22"/>
-          <w:szCs w:val="22"/>
-          <w:lang w:val="en-US" w:bidi="fa-IR"/>
-        </w:rPr>
-        <w:t xml:space="preserve">Lee, J. D., &amp; See, K. A. (2004). Trust in automation: Designing for appropriate reliance. </w:t>
-      </w:r>
-      <w:r>
-        <w:rPr>
-          <w:rFonts w:ascii="Times New Roman" w:hAnsi="Times New Roman" w:cs="Times New Roman" w:eastAsia="Times New Roman"/>
-          <w:i/>
-          <w:iCs/>
-          <w:sz w:val="22"/>
-          <w:szCs w:val="22"/>
-          <w:lang w:val="en-US" w:bidi="fa-IR"/>
-        </w:rPr>
-        <w:t xml:space="preserve">Human Factors, 46</w:t>
-      </w:r>
-      <w:r>
-        <w:rPr>
-          <w:rFonts w:ascii="Times New Roman" w:hAnsi="Times New Roman" w:cs="Times New Roman" w:eastAsia="Times New Roman"/>
-          <w:sz w:val="22"/>
-          <w:szCs w:val="22"/>
-          <w:lang w:val="en-US" w:bidi="fa-IR"/>
-        </w:rPr>
-        <w:t xml:space="preserve">(1), 50–80. https:</w:t>
-      </w:r>
-      <w:r>
-        <w:rPr>
-          <w:rFonts w:ascii="Times New Roman" w:hAnsi="Times New Roman" w:cs="Times New Roman" w:eastAsia="Times New Roman"/>
-          <w:i/>
-          <w:iCs/>
-          <w:sz w:val="22"/>
-          <w:szCs w:val="22"/>
-          <w:lang w:val="en-US" w:bidi="fa-IR"/>
-        </w:rPr>
-        <w:t xml:space="preserve">doi.org/10.1518/hfes.46.1.50_30392</w:t>
-      </w:r>
-    </w:p>
-    <w:p>
-      <w:pPr>
-        <w:spacing w:before="0" w:after="60" w:line="240" w:lineRule="auto"/>
-        <w:ind w:left="567" w:hanging="567"/>
-        <w:jc w:val="left"/>
-      </w:pPr>
-      <w:r>
-        <w:rPr>
-          <w:rFonts w:ascii="Times New Roman" w:hAnsi="Times New Roman" w:cs="Times New Roman" w:eastAsia="Times New Roman"/>
-          <w:sz w:val="22"/>
-          <w:szCs w:val="22"/>
-          <w:lang w:val="en-US" w:bidi="fa-IR"/>
-        </w:rPr>
-        <w:t xml:space="preserve">Logg, J. M., Minson, J. A., &amp; Moore, D. A. (2019). Algorithm appreciation: People prefer algorithmic to human judgment. </w:t>
-      </w:r>
-      <w:r>
-        <w:rPr>
-          <w:rFonts w:ascii="Times New Roman" w:hAnsi="Times New Roman" w:cs="Times New Roman" w:eastAsia="Times New Roman"/>
-          <w:i/>
-          <w:iCs/>
-          <w:sz w:val="22"/>
-          <w:szCs w:val="22"/>
-          <w:lang w:val="en-US" w:bidi="fa-IR"/>
-        </w:rPr>
-        <w:t xml:space="preserve">Organizational Behavior and Human Decision Processes, 151</w:t>
-      </w:r>
-      <w:r>
-        <w:rPr>
-          <w:rFonts w:ascii="Times New Roman" w:hAnsi="Times New Roman" w:cs="Times New Roman" w:eastAsia="Times New Roman"/>
-          <w:sz w:val="22"/>
-          <w:szCs w:val="22"/>
-          <w:lang w:val="en-US" w:bidi="fa-IR"/>
-        </w:rPr>
-        <w:t xml:space="preserve">, 90–103. https:</w:t>
-      </w:r>
-      <w:r>
-        <w:rPr>
-          <w:rFonts w:ascii="Times New Roman" w:hAnsi="Times New Roman" w:cs="Times New Roman" w:eastAsia="Times New Roman"/>
-          <w:i/>
-          <w:iCs/>
-          <w:sz w:val="22"/>
-          <w:szCs w:val="22"/>
-          <w:lang w:val="en-US" w:bidi="fa-IR"/>
-        </w:rPr>
-        <w:t xml:space="preserve">doi.org/10.1016/j.obhdp.2018.12.005</w:t>
-      </w:r>
-    </w:p>
-    <w:p>
-      <w:pPr>
-        <w:spacing w:before="0" w:after="60" w:line="240" w:lineRule="auto"/>
-        <w:ind w:left="567" w:hanging="567"/>
-        <w:jc w:val="left"/>
-      </w:pPr>
-      <w:r>
-        <w:rPr>
-          <w:rFonts w:ascii="Times New Roman" w:hAnsi="Times New Roman" w:cs="Times New Roman" w:eastAsia="Times New Roman"/>
-          <w:sz w:val="22"/>
-          <w:szCs w:val="22"/>
-          <w:lang w:val="en-US" w:bidi="fa-IR"/>
-        </w:rPr>
-        <w:t xml:space="preserve">Long, D., &amp; Magerko, B. (2020). What is AI literacy? Competencies and design considerations. </w:t>
-      </w:r>
-      <w:r>
-        <w:rPr>
-          <w:rFonts w:ascii="Times New Roman" w:hAnsi="Times New Roman" w:cs="Times New Roman" w:eastAsia="Times New Roman"/>
-          <w:i/>
-          <w:iCs/>
-          <w:sz w:val="22"/>
-          <w:szCs w:val="22"/>
-          <w:lang w:val="en-US" w:bidi="fa-IR"/>
-        </w:rPr>
-        <w:t xml:space="preserve">Proceedings of the 2020 CHI Conference on Human Factors in Computing Systems</w:t>
-      </w:r>
-      <w:r>
-        <w:rPr>
-          <w:rFonts w:ascii="Times New Roman" w:hAnsi="Times New Roman" w:cs="Times New Roman" w:eastAsia="Times New Roman"/>
-          <w:sz w:val="22"/>
-          <w:szCs w:val="22"/>
-          <w:lang w:val="en-US" w:bidi="fa-IR"/>
-        </w:rPr>
-        <w:t xml:space="preserve"> (pp. 1–16). ACM. https:</w:t>
-      </w:r>
-      <w:r>
-        <w:rPr>
-          <w:rFonts w:ascii="Times New Roman" w:hAnsi="Times New Roman" w:cs="Times New Roman" w:eastAsia="Times New Roman"/>
-          <w:i/>
-          <w:iCs/>
-          <w:sz w:val="22"/>
-          <w:szCs w:val="22"/>
-          <w:lang w:val="en-US" w:bidi="fa-IR"/>
-        </w:rPr>
-        <w:t xml:space="preserve">doi.org/10.1145/3313831.3376727</w:t>
-      </w:r>
-    </w:p>
-    <w:p>
-      <w:pPr>
-        <w:spacing w:before="0" w:after="60" w:line="240" w:lineRule="auto"/>
-        <w:ind w:left="567" w:hanging="567"/>
-        <w:jc w:val="left"/>
-      </w:pPr>
-      <w:r>
-        <w:rPr>
-          <w:rFonts w:ascii="Times New Roman" w:hAnsi="Times New Roman" w:cs="Times New Roman" w:eastAsia="Times New Roman"/>
-          <w:sz w:val="22"/>
-          <w:szCs w:val="22"/>
-          <w:lang w:val="en-US" w:bidi="fa-IR"/>
-        </w:rPr>
-        <w:t xml:space="preserve">Lusardi, A., &amp; Mitchell, O. S. (2014). The economic importance of financial literacy: Theory and evidence. </w:t>
-      </w:r>
-      <w:r>
-        <w:rPr>
-          <w:rFonts w:ascii="Times New Roman" w:hAnsi="Times New Roman" w:cs="Times New Roman" w:eastAsia="Times New Roman"/>
-          <w:i/>
-          <w:iCs/>
-          <w:sz w:val="22"/>
-          <w:szCs w:val="22"/>
-          <w:lang w:val="en-US" w:bidi="fa-IR"/>
-        </w:rPr>
-        <w:t xml:space="preserve">Journal of Economic Literature, 52</w:t>
-      </w:r>
-      <w:r>
-        <w:rPr>
-          <w:rFonts w:ascii="Times New Roman" w:hAnsi="Times New Roman" w:cs="Times New Roman" w:eastAsia="Times New Roman"/>
-          <w:sz w:val="22"/>
-          <w:szCs w:val="22"/>
-          <w:lang w:val="en-US" w:bidi="fa-IR"/>
-        </w:rPr>
-        <w:t xml:space="preserve">(1), 5–44. https:</w:t>
-      </w:r>
-      <w:r>
-        <w:rPr>
-          <w:rFonts w:ascii="Times New Roman" w:hAnsi="Times New Roman" w:cs="Times New Roman" w:eastAsia="Times New Roman"/>
-          <w:i/>
-          <w:iCs/>
-          <w:sz w:val="22"/>
-          <w:szCs w:val="22"/>
-          <w:lang w:val="en-US" w:bidi="fa-IR"/>
-        </w:rPr>
-        <w:t xml:space="preserve">doi.org/10.1257/jel.52.1.5</w:t>
-      </w:r>
-    </w:p>
-    <w:p>
-      <w:pPr>
-        <w:spacing w:before="0" w:after="60" w:line="240" w:lineRule="auto"/>
-        <w:ind w:left="567" w:hanging="567"/>
-        <w:jc w:val="left"/>
-      </w:pPr>
-      <w:r>
-        <w:rPr>
-          <w:rFonts w:ascii="Times New Roman" w:hAnsi="Times New Roman" w:cs="Times New Roman" w:eastAsia="Times New Roman"/>
-          <w:sz w:val="22"/>
-          <w:szCs w:val="22"/>
-          <w:lang w:val="en-US" w:bidi="fa-IR"/>
-        </w:rPr>
-        <w:t xml:space="preserve">Moore, D. A., &amp; Healy, P. J. (2008). The trouble with overconfidence. </w:t>
-      </w:r>
-      <w:r>
-        <w:rPr>
-          <w:rFonts w:ascii="Times New Roman" w:hAnsi="Times New Roman" w:cs="Times New Roman" w:eastAsia="Times New Roman"/>
-          <w:i/>
-          <w:iCs/>
-          <w:sz w:val="22"/>
-          <w:szCs w:val="22"/>
-          <w:lang w:val="en-US" w:bidi="fa-IR"/>
-        </w:rPr>
-        <w:t xml:space="preserve">Psychological Review, 115</w:t>
-      </w:r>
-      <w:r>
-        <w:rPr>
-          <w:rFonts w:ascii="Times New Roman" w:hAnsi="Times New Roman" w:cs="Times New Roman" w:eastAsia="Times New Roman"/>
-          <w:sz w:val="22"/>
-          <w:szCs w:val="22"/>
-          <w:lang w:val="en-US" w:bidi="fa-IR"/>
-        </w:rPr>
-        <w:t xml:space="preserve">(2), 502–517. https:</w:t>
-      </w:r>
-      <w:r>
-        <w:rPr>
-          <w:rFonts w:ascii="Times New Roman" w:hAnsi="Times New Roman" w:cs="Times New Roman" w:eastAsia="Times New Roman"/>
-          <w:i/>
-          <w:iCs/>
-          <w:sz w:val="22"/>
-          <w:szCs w:val="22"/>
-          <w:lang w:val="en-US" w:bidi="fa-IR"/>
-        </w:rPr>
-        <w:t xml:space="preserve">doi.org/10.1037/0033-295X.115.2.502</w:t>
-      </w:r>
-    </w:p>
-    <w:p>
-      <w:pPr>
-        <w:spacing w:before="0" w:after="60" w:line="240" w:lineRule="auto"/>
-        <w:ind w:left="567" w:hanging="567"/>
-        <w:jc w:val="left"/>
-      </w:pPr>
-      <w:r>
-        <w:rPr>
-          <w:rFonts w:ascii="Times New Roman" w:hAnsi="Times New Roman" w:cs="Times New Roman" w:eastAsia="Times New Roman"/>
-          <w:sz w:val="22"/>
-          <w:szCs w:val="22"/>
-          <w:lang w:val="en-US" w:bidi="fa-IR"/>
-        </w:rPr>
-        <w:t xml:space="preserve">Ng, D. T. K., Leung, J. K. L., Chu, S. K. W., &amp; Qiao, M. S. (2021). Conceptualizing AI literacy: An exploratory review. </w:t>
-      </w:r>
-      <w:r>
-        <w:rPr>
-          <w:rFonts w:ascii="Times New Roman" w:hAnsi="Times New Roman" w:cs="Times New Roman" w:eastAsia="Times New Roman"/>
-          <w:i/>
-          <w:iCs/>
-          <w:sz w:val="22"/>
-          <w:szCs w:val="22"/>
-          <w:lang w:val="en-US" w:bidi="fa-IR"/>
-        </w:rPr>
-        <w:t xml:space="preserve">Computers and Education: Artificial Intelligence, 2</w:t>
-      </w:r>
-      <w:r>
-        <w:rPr>
-          <w:rFonts w:ascii="Times New Roman" w:hAnsi="Times New Roman" w:cs="Times New Roman" w:eastAsia="Times New Roman"/>
-          <w:sz w:val="22"/>
-          <w:szCs w:val="22"/>
-          <w:lang w:val="en-US" w:bidi="fa-IR"/>
-        </w:rPr>
-        <w:t xml:space="preserve">, 100041. https:</w:t>
-      </w:r>
-      <w:r>
-        <w:rPr>
-          <w:rFonts w:ascii="Times New Roman" w:hAnsi="Times New Roman" w:cs="Times New Roman" w:eastAsia="Times New Roman"/>
-          <w:i/>
-          <w:iCs/>
-          <w:sz w:val="22"/>
-          <w:szCs w:val="22"/>
-          <w:lang w:val="en-US" w:bidi="fa-IR"/>
-        </w:rPr>
-        <w:t xml:space="preserve">doi.org/10.1016/j.caeai.2021.100041</w:t>
-      </w:r>
-    </w:p>
-    <w:p>
-      <w:pPr>
-        <w:spacing w:before="0" w:after="60" w:line="240" w:lineRule="auto"/>
-        <w:ind w:left="567" w:hanging="567"/>
-        <w:jc w:val="left"/>
-      </w:pPr>
-      <w:r>
-        <w:rPr>
-          <w:rFonts w:ascii="Times New Roman" w:hAnsi="Times New Roman" w:cs="Times New Roman" w:eastAsia="Times New Roman"/>
-          <w:sz w:val="22"/>
-          <w:szCs w:val="22"/>
-          <w:lang w:val="en-US" w:bidi="fa-IR"/>
-        </w:rPr>
-        <w:t xml:space="preserve">Parasuraman, R., &amp; Manzey, D. H. (2010). Complacency and bias in human use of automation: An attentional integration. </w:t>
-      </w:r>
-      <w:r>
-        <w:rPr>
-          <w:rFonts w:ascii="Times New Roman" w:hAnsi="Times New Roman" w:cs="Times New Roman" w:eastAsia="Times New Roman"/>
-          <w:i/>
-          <w:iCs/>
-          <w:sz w:val="22"/>
-          <w:szCs w:val="22"/>
-          <w:lang w:val="en-US" w:bidi="fa-IR"/>
-        </w:rPr>
-        <w:t xml:space="preserve">Human Factors, 52</w:t>
-      </w:r>
-      <w:r>
-        <w:rPr>
-          <w:rFonts w:ascii="Times New Roman" w:hAnsi="Times New Roman" w:cs="Times New Roman" w:eastAsia="Times New Roman"/>
-          <w:sz w:val="22"/>
-          <w:szCs w:val="22"/>
-          <w:lang w:val="en-US" w:bidi="fa-IR"/>
-        </w:rPr>
-        <w:t xml:space="preserve">(3), 381–410. https:</w:t>
-      </w:r>
-      <w:r>
-        <w:rPr>
-          <w:rFonts w:ascii="Times New Roman" w:hAnsi="Times New Roman" w:cs="Times New Roman" w:eastAsia="Times New Roman"/>
-          <w:i/>
-          <w:iCs/>
-          <w:sz w:val="22"/>
-          <w:szCs w:val="22"/>
-          <w:lang w:val="en-US" w:bidi="fa-IR"/>
-        </w:rPr>
-        <w:t xml:space="preserve">doi.org/10.1177/0018720810376055</w:t>
-      </w:r>
-    </w:p>
-    <w:p>
-      <w:pPr>
-        <w:spacing w:before="0" w:after="60" w:line="240" w:lineRule="auto"/>
-        <w:ind w:left="567" w:hanging="567"/>
-        <w:jc w:val="left"/>
-      </w:pPr>
-      <w:r>
-        <w:rPr>
-          <w:rFonts w:ascii="Times New Roman" w:hAnsi="Times New Roman" w:cs="Times New Roman" w:eastAsia="Times New Roman"/>
-          <w:sz w:val="22"/>
-          <w:szCs w:val="22"/>
-          <w:lang w:val="en-US" w:bidi="fa-IR"/>
-        </w:rPr>
-        <w:t xml:space="preserve">Parker, A. M., &amp; Fischhoff, B. (2005). Decision-making competence: External validation through an individual-differences approach. </w:t>
-      </w:r>
-      <w:r>
-        <w:rPr>
-          <w:rFonts w:ascii="Times New Roman" w:hAnsi="Times New Roman" w:cs="Times New Roman" w:eastAsia="Times New Roman"/>
-          <w:i/>
-          <w:iCs/>
-          <w:sz w:val="22"/>
-          <w:szCs w:val="22"/>
-          <w:lang w:val="en-US" w:bidi="fa-IR"/>
-        </w:rPr>
-        <w:t xml:space="preserve">Journal of Behavioral Decision Making, 18</w:t>
-      </w:r>
-      <w:r>
-        <w:rPr>
-          <w:rFonts w:ascii="Times New Roman" w:hAnsi="Times New Roman" w:cs="Times New Roman" w:eastAsia="Times New Roman"/>
-          <w:sz w:val="22"/>
-          <w:szCs w:val="22"/>
-          <w:lang w:val="en-US" w:bidi="fa-IR"/>
-        </w:rPr>
-        <w:t xml:space="preserve">(1), 1–27. https:</w:t>
-      </w:r>
-      <w:r>
-        <w:rPr>
-          <w:rFonts w:ascii="Times New Roman" w:hAnsi="Times New Roman" w:cs="Times New Roman" w:eastAsia="Times New Roman"/>
-          <w:i/>
-          <w:iCs/>
-          <w:sz w:val="22"/>
-          <w:szCs w:val="22"/>
-          <w:lang w:val="en-US" w:bidi="fa-IR"/>
-        </w:rPr>
-        <w:t xml:space="preserve">doi.org/10.1002/bdm.481</w:t>
-      </w:r>
-    </w:p>
-    <w:p>
-      <w:pPr>
-        <w:spacing w:before="0" w:after="60" w:line="240" w:lineRule="auto"/>
-        <w:ind w:left="567" w:hanging="567"/>
-        <w:jc w:val="left"/>
-      </w:pPr>
-      <w:r>
-        <w:rPr>
-          <w:rFonts w:ascii="Times New Roman" w:hAnsi="Times New Roman" w:cs="Times New Roman" w:eastAsia="Times New Roman"/>
-          <w:sz w:val="22"/>
-          <w:szCs w:val="22"/>
-          <w:lang w:val="en-US" w:bidi="fa-IR"/>
-        </w:rPr>
-        <w:t xml:space="preserve">Pennycook, G., &amp; Rand, D. G. (2019). Lazy, not biased: Susceptibility to partisan fake news is better explained by lack of reasoning than by motivated reasoning. </w:t>
-      </w:r>
-      <w:r>
-        <w:rPr>
-          <w:rFonts w:ascii="Times New Roman" w:hAnsi="Times New Roman" w:cs="Times New Roman" w:eastAsia="Times New Roman"/>
-          <w:i/>
-          <w:iCs/>
-          <w:sz w:val="22"/>
-          <w:szCs w:val="22"/>
-          <w:lang w:val="en-US" w:bidi="fa-IR"/>
-        </w:rPr>
-        <w:t xml:space="preserve">Cognition, 188</w:t>
-      </w:r>
-      <w:r>
-        <w:rPr>
-          <w:rFonts w:ascii="Times New Roman" w:hAnsi="Times New Roman" w:cs="Times New Roman" w:eastAsia="Times New Roman"/>
-          <w:sz w:val="22"/>
-          <w:szCs w:val="22"/>
-          <w:lang w:val="en-US" w:bidi="fa-IR"/>
-        </w:rPr>
-        <w:t xml:space="preserve">, 39–50. https:</w:t>
-      </w:r>
-      <w:r>
-        <w:rPr>
-          <w:rFonts w:ascii="Times New Roman" w:hAnsi="Times New Roman" w:cs="Times New Roman" w:eastAsia="Times New Roman"/>
-          <w:i/>
-          <w:iCs/>
-          <w:sz w:val="22"/>
-          <w:szCs w:val="22"/>
-          <w:lang w:val="en-US" w:bidi="fa-IR"/>
-        </w:rPr>
-        <w:t xml:space="preserve">doi.org/10.1016/j.cognition.2018.06.011</w:t>
-      </w:r>
-    </w:p>
-    <w:p>
-      <w:pPr>
-        <w:spacing w:before="0" w:after="60" w:line="240" w:lineRule="auto"/>
-        <w:ind w:left="567" w:hanging="567"/>
-        <w:jc w:val="left"/>
-      </w:pPr>
-      <w:r>
-        <w:rPr>
-          <w:rFonts w:ascii="Times New Roman" w:hAnsi="Times New Roman" w:cs="Times New Roman" w:eastAsia="Times New Roman"/>
-          <w:sz w:val="22"/>
-          <w:szCs w:val="22"/>
-          <w:lang w:val="en-US" w:bidi="fa-IR"/>
-        </w:rPr>
-        <w:t xml:space="preserve">Podsakoff, P. M., MacKenzie, S. B., Lee, J.-Y., &amp; Podsakoff, N. P. (2003). Common method biases in behavioral research: A critical review of the literature and recommended remedies. </w:t>
-      </w:r>
-      <w:r>
-        <w:rPr>
-          <w:rFonts w:ascii="Times New Roman" w:hAnsi="Times New Roman" w:cs="Times New Roman" w:eastAsia="Times New Roman"/>
-          <w:i/>
-          <w:iCs/>
-          <w:sz w:val="22"/>
-          <w:szCs w:val="22"/>
-          <w:lang w:val="en-US" w:bidi="fa-IR"/>
-        </w:rPr>
-        <w:t xml:space="preserve">Journal of Applied Psychology, 88</w:t>
-      </w:r>
-      <w:r>
-        <w:rPr>
-          <w:rFonts w:ascii="Times New Roman" w:hAnsi="Times New Roman" w:cs="Times New Roman" w:eastAsia="Times New Roman"/>
-          <w:sz w:val="22"/>
-          <w:szCs w:val="22"/>
-          <w:lang w:val="en-US" w:bidi="fa-IR"/>
-        </w:rPr>
-        <w:t xml:space="preserve">(5), 879–903. https:</w:t>
-      </w:r>
-      <w:r>
-        <w:rPr>
-          <w:rFonts w:ascii="Times New Roman" w:hAnsi="Times New Roman" w:cs="Times New Roman" w:eastAsia="Times New Roman"/>
-          <w:i/>
-          <w:iCs/>
-          <w:sz w:val="22"/>
-          <w:szCs w:val="22"/>
-          <w:lang w:val="en-US" w:bidi="fa-IR"/>
-        </w:rPr>
-        <w:t xml:space="preserve">doi.org/10.1037/0021-9010.88.5.879</w:t>
-      </w:r>
-    </w:p>
-    <w:p>
-      <w:pPr>
-        <w:spacing w:before="0" w:after="60" w:line="240" w:lineRule="auto"/>
-        <w:ind w:left="567" w:hanging="567"/>
-        <w:jc w:val="left"/>
-      </w:pPr>
-      <w:r>
-        <w:rPr>
-          <w:rFonts w:ascii="Times New Roman" w:hAnsi="Times New Roman" w:cs="Times New Roman" w:eastAsia="Times New Roman"/>
-          <w:sz w:val="22"/>
-          <w:szCs w:val="22"/>
-          <w:lang w:val="en-US" w:bidi="fa-IR"/>
-        </w:rPr>
-        <w:t xml:space="preserve">Polit, D. F., &amp; Beck, C. T. (2006). The content validity index: Are you sure you know what's being reported? Critique and recommendations. </w:t>
-      </w:r>
-      <w:r>
-        <w:rPr>
-          <w:rFonts w:ascii="Times New Roman" w:hAnsi="Times New Roman" w:cs="Times New Roman" w:eastAsia="Times New Roman"/>
-          <w:i/>
-          <w:iCs/>
-          <w:sz w:val="22"/>
-          <w:szCs w:val="22"/>
-          <w:lang w:val="en-US" w:bidi="fa-IR"/>
-        </w:rPr>
-        <w:t xml:space="preserve">Research in Nursing &amp; Health, 29</w:t>
-      </w:r>
-      <w:r>
-        <w:rPr>
-          <w:rFonts w:ascii="Times New Roman" w:hAnsi="Times New Roman" w:cs="Times New Roman" w:eastAsia="Times New Roman"/>
-          <w:sz w:val="22"/>
-          <w:szCs w:val="22"/>
-          <w:lang w:val="en-US" w:bidi="fa-IR"/>
-        </w:rPr>
-        <w:t xml:space="preserve">(5), 489–497. https:</w:t>
-      </w:r>
-      <w:r>
-        <w:rPr>
-          <w:rFonts w:ascii="Times New Roman" w:hAnsi="Times New Roman" w:cs="Times New Roman" w:eastAsia="Times New Roman"/>
-          <w:i/>
-          <w:iCs/>
-          <w:sz w:val="22"/>
-          <w:szCs w:val="22"/>
-          <w:lang w:val="en-US" w:bidi="fa-IR"/>
-        </w:rPr>
-        <w:t xml:space="preserve">doi.org/10.1002/nur.20147</w:t>
-      </w:r>
-    </w:p>
-    <w:p>
-      <w:pPr>
-        <w:spacing w:before="0" w:after="60" w:line="240" w:lineRule="auto"/>
-        <w:ind w:left="567" w:hanging="567"/>
-        <w:jc w:val="left"/>
-      </w:pPr>
-      <w:r>
-        <w:rPr>
-          <w:rFonts w:ascii="Times New Roman" w:hAnsi="Times New Roman" w:cs="Times New Roman" w:eastAsia="Times New Roman"/>
-          <w:sz w:val="22"/>
-          <w:szCs w:val="22"/>
-          <w:lang w:val="en-US" w:bidi="fa-IR"/>
-        </w:rPr>
-        <w:t xml:space="preserve">Skitka, L. J., Mosier, K. L., &amp; Burdick, M. (1999). Does automation bias decision-making? </w:t>
-      </w:r>
-      <w:r>
-        <w:rPr>
-          <w:rFonts w:ascii="Times New Roman" w:hAnsi="Times New Roman" w:cs="Times New Roman" w:eastAsia="Times New Roman"/>
-          <w:i/>
-          <w:iCs/>
-          <w:sz w:val="22"/>
-          <w:szCs w:val="22"/>
-          <w:lang w:val="en-US" w:bidi="fa-IR"/>
-        </w:rPr>
-        <w:t xml:space="preserve">International Journal of Human-Computer Studies, 51</w:t>
-      </w:r>
-      <w:r>
-        <w:rPr>
-          <w:rFonts w:ascii="Times New Roman" w:hAnsi="Times New Roman" w:cs="Times New Roman" w:eastAsia="Times New Roman"/>
-          <w:sz w:val="22"/>
-          <w:szCs w:val="22"/>
-          <w:lang w:val="en-US" w:bidi="fa-IR"/>
-        </w:rPr>
-        <w:t xml:space="preserve">(5), 991–1006. https:</w:t>
-      </w:r>
-      <w:r>
-        <w:rPr>
-          <w:rFonts w:ascii="Times New Roman" w:hAnsi="Times New Roman" w:cs="Times New Roman" w:eastAsia="Times New Roman"/>
-          <w:i/>
-          <w:iCs/>
-          <w:sz w:val="22"/>
-          <w:szCs w:val="22"/>
-          <w:lang w:val="en-US" w:bidi="fa-IR"/>
-        </w:rPr>
-        <w:t xml:space="preserve">doi.org/10.1006/ijhc.1999.0252</w:t>
-      </w:r>
-    </w:p>
-    <w:p>
-      <w:pPr>
-        <w:spacing w:before="0" w:after="60" w:line="240" w:lineRule="auto"/>
-        <w:ind w:left="567" w:hanging="567"/>
-        <w:jc w:val="left"/>
-      </w:pPr>
-      <w:r>
-        <w:rPr>
-          <w:rFonts w:ascii="Times New Roman" w:hAnsi="Times New Roman" w:cs="Times New Roman" w:eastAsia="Times New Roman"/>
-          <w:sz w:val="22"/>
-          <w:szCs w:val="22"/>
-          <w:lang w:val="en-US" w:bidi="fa-IR"/>
-        </w:rPr>
-        <w:t xml:space="preserve">Van Rooij, M., Lusardi, A., &amp; Alessie, R. (2011). Financial literacy and stock market participation. </w:t>
-      </w:r>
-      <w:r>
-        <w:rPr>
-          <w:rFonts w:ascii="Times New Roman" w:hAnsi="Times New Roman" w:cs="Times New Roman" w:eastAsia="Times New Roman"/>
-          <w:i/>
-          <w:iCs/>
-          <w:sz w:val="22"/>
-          <w:szCs w:val="22"/>
-          <w:lang w:val="en-US" w:bidi="fa-IR"/>
-        </w:rPr>
-        <w:t xml:space="preserve">Journal of Financial Economics, 101</w:t>
-      </w:r>
-      <w:r>
-        <w:rPr>
-          <w:rFonts w:ascii="Times New Roman" w:hAnsi="Times New Roman" w:cs="Times New Roman" w:eastAsia="Times New Roman"/>
-          <w:sz w:val="22"/>
-          <w:szCs w:val="22"/>
-          <w:lang w:val="en-US" w:bidi="fa-IR"/>
-        </w:rPr>
-        <w:t xml:space="preserve">(2), 449–472. https:</w:t>
-      </w:r>
-      <w:r>
-        <w:rPr>
-          <w:rFonts w:ascii="Times New Roman" w:hAnsi="Times New Roman" w:cs="Times New Roman" w:eastAsia="Times New Roman"/>
-          <w:i/>
-          <w:iCs/>
-          <w:sz w:val="22"/>
-          <w:szCs w:val="22"/>
-          <w:lang w:val="en-US" w:bidi="fa-IR"/>
-        </w:rPr>
-        <w:t xml:space="preserve">doi.org/10.1016/j.jfineco.2011.03.006</w:t>
-      </w:r>
-    </w:p>
-    <w:p>
-      <w:pPr>
-        <w:spacing w:before="0" w:after="60" w:line="240" w:lineRule="auto"/>
-        <w:ind w:left="567" w:hanging="567"/>
-        <w:jc w:val="left"/>
-      </w:pPr>
-      <w:r>
-        <w:rPr>
-          <w:rFonts w:ascii="Times New Roman" w:hAnsi="Times New Roman" w:cs="Times New Roman" w:eastAsia="Times New Roman"/>
-          <w:sz w:val="22"/>
-          <w:szCs w:val="22"/>
-          <w:lang w:val="en-US" w:bidi="fa-IR"/>
-        </w:rPr>
-        <w:t xml:space="preserve">Venkatesh, V., Thong, J. Y. L., &amp; Xu, X. (2012). Consumer acceptance and use of information technology: Extending the unified theory of acceptance and use of technology. </w:t>
-      </w:r>
-      <w:r>
-        <w:rPr>
-          <w:rFonts w:ascii="Times New Roman" w:hAnsi="Times New Roman" w:cs="Times New Roman" w:eastAsia="Times New Roman"/>
-          <w:i/>
-          <w:iCs/>
-          <w:sz w:val="22"/>
-          <w:szCs w:val="22"/>
-          <w:lang w:val="en-US" w:bidi="fa-IR"/>
-        </w:rPr>
-        <w:t xml:space="preserve">MIS Quarterly, 36</w:t>
-      </w:r>
-      <w:r>
-        <w:rPr>
-          <w:rFonts w:ascii="Times New Roman" w:hAnsi="Times New Roman" w:cs="Times New Roman" w:eastAsia="Times New Roman"/>
-          <w:sz w:val="22"/>
-          <w:szCs w:val="22"/>
-          <w:lang w:val="en-US" w:bidi="fa-IR"/>
-        </w:rPr>
-        <w:t xml:space="preserve">(1), 157–178. https:</w:t>
-      </w:r>
-      <w:r>
-        <w:rPr>
-          <w:rFonts w:ascii="Times New Roman" w:hAnsi="Times New Roman" w:cs="Times New Roman" w:eastAsia="Times New Roman"/>
-          <w:i/>
-          <w:iCs/>
-          <w:sz w:val="22"/>
-          <w:szCs w:val="22"/>
-          <w:lang w:val="en-US" w:bidi="fa-IR"/>
-        </w:rPr>
-        <w:t xml:space="preserve">doi.org/10.2307/41410412</w:t>
-      </w:r>
-    </w:p>
-    <w:p>
-      <w:pPr>
-        <w:spacing w:before="0" w:after="60" w:line="240" w:lineRule="auto"/>
-        <w:ind w:left="567" w:hanging="567"/>
-        <w:jc w:val="left"/>
-      </w:pPr>
-      <w:r>
-        <w:rPr>
-          <w:rFonts w:ascii="Times New Roman" w:hAnsi="Times New Roman" w:cs="Times New Roman" w:eastAsia="Times New Roman"/>
-          <w:sz w:val="22"/>
-          <w:szCs w:val="22"/>
-          <w:lang w:val="en-US" w:bidi="fa-IR"/>
-        </w:rPr>
-        <w:t xml:space="preserve">Wang, B., Rau, P.-L. P., &amp; Yuan, T. (2023). Measuring user competence in using artificial intelligence: Validity and reliability of artificial intelligence literacy scale. </w:t>
-      </w:r>
-      <w:r>
-        <w:rPr>
-          <w:rFonts w:ascii="Times New Roman" w:hAnsi="Times New Roman" w:cs="Times New Roman" w:eastAsia="Times New Roman"/>
-          <w:i/>
-          <w:iCs/>
-          <w:sz w:val="22"/>
-          <w:szCs w:val="22"/>
-          <w:lang w:val="en-US" w:bidi="fa-IR"/>
-        </w:rPr>
         <w:t xml:space="preserve">Behaviour &amp; Information Technology, 42</w:t>
       </w:r>
       <w:r>
@@ -8874,18 +8236,7 @@
           <w:szCs w:val="22"/>
           <w:lang w:val="en-US" w:bidi="fa-IR"/>
         </w:rPr>
-        <w:t xml:space="preserve">(9), 1324–1337. https:</w:t>
-      </w:r>
-      <w:r>
-        <w:rPr>
-          <w:rFonts w:ascii="Times New Roman" w:hAnsi="Times New Roman" w:cs="Times New Roman" w:eastAsia="Times New Roman"/>
-          <w:i/>
-          <w:iCs/>
-          <w:sz w:val="22"/>
-          <w:szCs w:val="22"/>
-          <w:lang w:val="en-US" w:bidi="fa-IR"/>
-        </w:rPr>
-        <w:t xml:space="preserve">doi.org/10.1080/0144929X.2022.2072768</w:t>
+        <w:t xml:space="preserve">(9), 1324–1337. https://doi.org/10.1080/0144929X.2022.2072768</w:t>
       </w:r>
     </w:p>
     <w:sectPr>
